--- a/K2234682_Level3_Report.docx
+++ b/K2234682_Level3_Report.docx
@@ -2,6 +2,88 @@
 <file path=word/document.xml><?xml version="1.0" encoding="utf-8"?>
 <w:document xmlns:wpc="http://schemas.microsoft.com/office/word/2010/wordprocessingCanvas" xmlns:cx="http://schemas.microsoft.com/office/drawing/2014/chartex" xmlns:cx1="http://schemas.microsoft.com/office/drawing/2015/9/8/chartex" xmlns:cx2="http://schemas.microsoft.com/office/drawing/2015/10/21/chartex" xmlns:cx3="http://schemas.microsoft.com/office/drawing/2016/5/9/chartex" xmlns:cx4="http://schemas.microsoft.com/office/drawing/2016/5/10/chartex" xmlns:cx5="http://schemas.microsoft.com/office/drawing/2016/5/11/chartex" xmlns:cx6="http://schemas.microsoft.com/office/drawing/2016/5/12/chartex" xmlns:cx7="http://schemas.microsoft.com/office/drawing/2016/5/13/chartex" xmlns:cx8="http://schemas.microsoft.com/office/drawing/2016/5/14/chartex" xmlns:mc="http://schemas.openxmlformats.org/markup-compatibility/2006" xmlns:aink="http://schemas.microsoft.com/office/drawing/2016/ink" xmlns:am3d="http://schemas.microsoft.com/office/drawing/2017/model3d" xmlns:o="urn:schemas-microsoft-com:office:office" xmlns:oel="http://schemas.microsoft.com/office/2019/extlst" xmlns:r="http://schemas.openxmlformats.org/officeDocument/2006/relationships" xmlns:m="http://schemas.openxmlformats.org/officeDocument/2006/math" xmlns:v="urn:schemas-microsoft-com:vml" xmlns:wp14="http://schemas.microsoft.com/office/word/2010/wordprocessingDrawing" xmlns:wp="http://schemas.openxmlformats.org/drawingml/2006/wordprocessingDrawing" xmlns:w10="urn:schemas-microsoft-com:office:word" xmlns:w="http://schemas.openxmlformats.org/wordprocessingml/2006/main" xmlns:w14="http://schemas.microsoft.com/office/word/2010/wordml" xmlns:w15="http://schemas.microsoft.com/office/word/2012/wordml" xmlns:w16cex="http://schemas.microsoft.com/office/word/2018/wordml/cex" xmlns:w16cid="http://schemas.microsoft.com/office/word/2016/wordml/cid" xmlns:w16="http://schemas.microsoft.com/office/word/2018/wordml" xmlns:w16du="http://schemas.microsoft.com/office/word/2023/wordml/word16du" xmlns:w16sdtdh="http://schemas.microsoft.com/office/word/2020/wordml/sdtdatahash" xmlns:w16sdtfl="http://schemas.microsoft.com/office/word/2024/wordml/sdtformatlock" xmlns:w16se="http://schemas.microsoft.com/office/word/2015/wordml/symex" xmlns:wpg="http://schemas.microsoft.com/office/word/2010/wordprocessingGroup" xmlns:wpi="http://schemas.microsoft.com/office/word/2010/wordprocessingInk" xmlns:wne="http://schemas.microsoft.com/office/word/2006/wordml" xmlns:wps="http://schemas.microsoft.com/office/word/2010/wordprocessingShape" mc:Ignorable="w14 w15 w16se w16cid w16 w16cex w16sdtdh w16sdtfl w16du wp14">
   <w:body>
+    <w:p>
+      <w:r>
+        <w:t>Windows were originally dark. Had to replace with cubes</w:t>
+      </w:r>
+    </w:p>
+    <w:p>
+      <w:r>
+        <w:drawing>
+          <wp:inline distT="0" distB="0" distL="0" distR="0" wp14:anchorId="687C7BB7" wp14:editId="6CD72883">
+            <wp:extent cx="2504554" cy="2333625"/>
+            <wp:effectExtent l="0" t="0" r="0" b="0"/>
+            <wp:docPr id="1890060426" name="Picture 1"/>
+            <wp:cNvGraphicFramePr>
+              <a:graphicFrameLocks xmlns:a="http://schemas.openxmlformats.org/drawingml/2006/main" noChangeAspect="1"/>
+            </wp:cNvGraphicFramePr>
+            <a:graphic xmlns:a="http://schemas.openxmlformats.org/drawingml/2006/main">
+              <a:graphicData uri="http://schemas.openxmlformats.org/drawingml/2006/picture">
+                <pic:pic xmlns:pic="http://schemas.openxmlformats.org/drawingml/2006/picture">
+                  <pic:nvPicPr>
+                    <pic:cNvPr id="1890060426" name=""/>
+                    <pic:cNvPicPr/>
+                  </pic:nvPicPr>
+                  <pic:blipFill>
+                    <a:blip r:embed="rId4"/>
+                    <a:stretch>
+                      <a:fillRect/>
+                    </a:stretch>
+                  </pic:blipFill>
+                  <pic:spPr>
+                    <a:xfrm>
+                      <a:off x="0" y="0"/>
+                      <a:ext cx="2513437" cy="2341902"/>
+                    </a:xfrm>
+                    <a:prstGeom prst="rect">
+                      <a:avLst/>
+                    </a:prstGeom>
+                  </pic:spPr>
+                </pic:pic>
+              </a:graphicData>
+            </a:graphic>
+          </wp:inline>
+        </w:drawing>
+      </w:r>
+      <w:r>
+        <w:drawing>
+          <wp:inline distT="0" distB="0" distL="0" distR="0" wp14:anchorId="258A3FCD" wp14:editId="5B24CBC3">
+            <wp:extent cx="1972457" cy="2304624"/>
+            <wp:effectExtent l="0" t="0" r="8890" b="635"/>
+            <wp:docPr id="1600513816" name="Picture 1"/>
+            <wp:cNvGraphicFramePr>
+              <a:graphicFrameLocks xmlns:a="http://schemas.openxmlformats.org/drawingml/2006/main" noChangeAspect="1"/>
+            </wp:cNvGraphicFramePr>
+            <a:graphic xmlns:a="http://schemas.openxmlformats.org/drawingml/2006/main">
+              <a:graphicData uri="http://schemas.openxmlformats.org/drawingml/2006/picture">
+                <pic:pic xmlns:pic="http://schemas.openxmlformats.org/drawingml/2006/picture">
+                  <pic:nvPicPr>
+                    <pic:cNvPr id="1600513816" name=""/>
+                    <pic:cNvPicPr/>
+                  </pic:nvPicPr>
+                  <pic:blipFill>
+                    <a:blip r:embed="rId5"/>
+                    <a:stretch>
+                      <a:fillRect/>
+                    </a:stretch>
+                  </pic:blipFill>
+                  <pic:spPr>
+                    <a:xfrm>
+                      <a:off x="0" y="0"/>
+                      <a:ext cx="1981322" cy="2314982"/>
+                    </a:xfrm>
+                    <a:prstGeom prst="rect">
+                      <a:avLst/>
+                    </a:prstGeom>
+                  </pic:spPr>
+                </pic:pic>
+              </a:graphicData>
+            </a:graphic>
+          </wp:inline>
+        </w:drawing>
+      </w:r>
+    </w:p>
+    <w:p/>
     <w:p>
       <w:r>
         <w:t>References:</w:t>
@@ -17,7 +99,7 @@
       <w:r>
         <w:t xml:space="preserve">. Around 1:42. Available at: </w:t>
       </w:r>
-      <w:hyperlink r:id="rId4" w:history="1">
+      <w:hyperlink r:id="rId6" w:history="1">
         <w:r>
           <w:rPr>
             <w:rStyle w:val="Hyperlink"/>
@@ -41,7 +123,7 @@
       <w:r>
         <w:t xml:space="preserve"> Repo. Available at: </w:t>
       </w:r>
-      <w:hyperlink r:id="rId5" w:history="1">
+      <w:hyperlink r:id="rId7" w:history="1">
         <w:r>
           <w:rPr>
             <w:rStyle w:val="Hyperlink"/>
@@ -50,10 +132,7 @@
         </w:r>
       </w:hyperlink>
       <w:r>
-        <w:t xml:space="preserve"> </w:t>
-      </w:r>
-      <w:r>
-        <w:t>Last accessed: 7 April 2025</w:t>
+        <w:t xml:space="preserve"> Last accessed: 7 April 2025</w:t>
       </w:r>
     </w:p>
     <w:p/>
@@ -670,6 +749,7 @@
   <w:style w:type="character" w:default="1" w:styleId="DefaultParagraphFont">
     <w:name w:val="Default Paragraph Font"/>
     <w:uiPriority w:val="1"/>
+    <w:semiHidden/>
     <w:unhideWhenUsed/>
   </w:style>
   <w:style w:type="table" w:default="1" w:styleId="TableNormal">

--- a/K2234682_Level3_Report.docx
+++ b/K2234682_Level3_Report.docx
@@ -3,12 +3,26 @@
 <w:document xmlns:wpc="http://schemas.microsoft.com/office/word/2010/wordprocessingCanvas" xmlns:cx="http://schemas.microsoft.com/office/drawing/2014/chartex" xmlns:cx1="http://schemas.microsoft.com/office/drawing/2015/9/8/chartex" xmlns:cx2="http://schemas.microsoft.com/office/drawing/2015/10/21/chartex" xmlns:cx3="http://schemas.microsoft.com/office/drawing/2016/5/9/chartex" xmlns:cx4="http://schemas.microsoft.com/office/drawing/2016/5/10/chartex" xmlns:cx5="http://schemas.microsoft.com/office/drawing/2016/5/11/chartex" xmlns:cx6="http://schemas.microsoft.com/office/drawing/2016/5/12/chartex" xmlns:cx7="http://schemas.microsoft.com/office/drawing/2016/5/13/chartex" xmlns:cx8="http://schemas.microsoft.com/office/drawing/2016/5/14/chartex" xmlns:mc="http://schemas.openxmlformats.org/markup-compatibility/2006" xmlns:aink="http://schemas.microsoft.com/office/drawing/2016/ink" xmlns:am3d="http://schemas.microsoft.com/office/drawing/2017/model3d" xmlns:o="urn:schemas-microsoft-com:office:office" xmlns:oel="http://schemas.microsoft.com/office/2019/extlst" xmlns:r="http://schemas.openxmlformats.org/officeDocument/2006/relationships" xmlns:m="http://schemas.openxmlformats.org/officeDocument/2006/math" xmlns:v="urn:schemas-microsoft-com:vml" xmlns:wp14="http://schemas.microsoft.com/office/word/2010/wordprocessingDrawing" xmlns:wp="http://schemas.openxmlformats.org/drawingml/2006/wordprocessingDrawing" xmlns:w10="urn:schemas-microsoft-com:office:word" xmlns:w="http://schemas.openxmlformats.org/wordprocessingml/2006/main" xmlns:w14="http://schemas.microsoft.com/office/word/2010/wordml" xmlns:w15="http://schemas.microsoft.com/office/word/2012/wordml" xmlns:w16cex="http://schemas.microsoft.com/office/word/2018/wordml/cex" xmlns:w16cid="http://schemas.microsoft.com/office/word/2016/wordml/cid" xmlns:w16="http://schemas.microsoft.com/office/word/2018/wordml" xmlns:w16du="http://schemas.microsoft.com/office/word/2023/wordml/word16du" xmlns:w16sdtdh="http://schemas.microsoft.com/office/word/2020/wordml/sdtdatahash" xmlns:w16sdtfl="http://schemas.microsoft.com/office/word/2024/wordml/sdtformatlock" xmlns:w16se="http://schemas.microsoft.com/office/word/2015/wordml/symex" xmlns:wpg="http://schemas.microsoft.com/office/word/2010/wordprocessingGroup" xmlns:wpi="http://schemas.microsoft.com/office/word/2010/wordprocessingInk" xmlns:wne="http://schemas.microsoft.com/office/word/2006/wordml" xmlns:wps="http://schemas.microsoft.com/office/word/2010/wordprocessingShape" mc:Ignorable="w14 w15 w16se w16cid w16 w16cex w16sdtdh w16sdtfl w16du wp14">
   <w:body>
     <w:p>
+      <w:pPr>
+        <w:rPr>
+          <w:rFonts w:hint="eastAsia"/>
+        </w:rPr>
+      </w:pPr>
       <w:r>
         <w:t>Windows were originally dark. Had to replace with cubes</w:t>
+      </w:r>
+      <w:r>
+        <w:rPr>
+          <w:rFonts w:hint="eastAsia"/>
+        </w:rPr>
+        <w:t>. Had problems with z fighting so removed the planes of the windows manually in Maya.</w:t>
       </w:r>
     </w:p>
     <w:p>
       <w:r>
+        <w:rPr>
+          <w:noProof/>
+        </w:rPr>
         <w:drawing>
           <wp:inline distT="0" distB="0" distL="0" distR="0" wp14:anchorId="687C7BB7" wp14:editId="6CD72883">
             <wp:extent cx="2504554" cy="2333625"/>
@@ -46,6 +60,9 @@
         </w:drawing>
       </w:r>
       <w:r>
+        <w:rPr>
+          <w:noProof/>
+        </w:rPr>
         <w:drawing>
           <wp:inline distT="0" distB="0" distL="0" distR="0" wp14:anchorId="258A3FCD" wp14:editId="5B24CBC3">
             <wp:extent cx="1972457" cy="2304624"/>
@@ -113,15 +130,7 @@
     </w:p>
     <w:p>
       <w:r>
-        <w:t xml:space="preserve">Saturation: minus34 (2015) Cesium1 </w:t>
-      </w:r>
-      <w:proofErr w:type="spellStart"/>
-      <w:r>
-        <w:t>Github</w:t>
-      </w:r>
-      <w:proofErr w:type="spellEnd"/>
-      <w:r>
-        <w:t xml:space="preserve"> Repo. Available at: </w:t>
+        <w:t xml:space="preserve">Saturation: minus34 (2015) Cesium1 Github Repo. Available at: </w:t>
       </w:r>
       <w:hyperlink r:id="rId7" w:history="1">
         <w:r>

--- a/K2234682_Level3_Report.docx
+++ b/K2234682_Level3_Report.docx
@@ -3,11 +3,6 @@
 <w:document xmlns:wpc="http://schemas.microsoft.com/office/word/2010/wordprocessingCanvas" xmlns:cx="http://schemas.microsoft.com/office/drawing/2014/chartex" xmlns:cx1="http://schemas.microsoft.com/office/drawing/2015/9/8/chartex" xmlns:cx2="http://schemas.microsoft.com/office/drawing/2015/10/21/chartex" xmlns:cx3="http://schemas.microsoft.com/office/drawing/2016/5/9/chartex" xmlns:cx4="http://schemas.microsoft.com/office/drawing/2016/5/10/chartex" xmlns:cx5="http://schemas.microsoft.com/office/drawing/2016/5/11/chartex" xmlns:cx6="http://schemas.microsoft.com/office/drawing/2016/5/12/chartex" xmlns:cx7="http://schemas.microsoft.com/office/drawing/2016/5/13/chartex" xmlns:cx8="http://schemas.microsoft.com/office/drawing/2016/5/14/chartex" xmlns:mc="http://schemas.openxmlformats.org/markup-compatibility/2006" xmlns:aink="http://schemas.microsoft.com/office/drawing/2016/ink" xmlns:am3d="http://schemas.microsoft.com/office/drawing/2017/model3d" xmlns:o="urn:schemas-microsoft-com:office:office" xmlns:oel="http://schemas.microsoft.com/office/2019/extlst" xmlns:r="http://schemas.openxmlformats.org/officeDocument/2006/relationships" xmlns:m="http://schemas.openxmlformats.org/officeDocument/2006/math" xmlns:v="urn:schemas-microsoft-com:vml" xmlns:wp14="http://schemas.microsoft.com/office/word/2010/wordprocessingDrawing" xmlns:wp="http://schemas.openxmlformats.org/drawingml/2006/wordprocessingDrawing" xmlns:w10="urn:schemas-microsoft-com:office:word" xmlns:w="http://schemas.openxmlformats.org/wordprocessingml/2006/main" xmlns:w14="http://schemas.microsoft.com/office/word/2010/wordml" xmlns:w15="http://schemas.microsoft.com/office/word/2012/wordml" xmlns:w16cex="http://schemas.microsoft.com/office/word/2018/wordml/cex" xmlns:w16cid="http://schemas.microsoft.com/office/word/2016/wordml/cid" xmlns:w16="http://schemas.microsoft.com/office/word/2018/wordml" xmlns:w16du="http://schemas.microsoft.com/office/word/2023/wordml/word16du" xmlns:w16sdtdh="http://schemas.microsoft.com/office/word/2020/wordml/sdtdatahash" xmlns:w16sdtfl="http://schemas.microsoft.com/office/word/2024/wordml/sdtformatlock" xmlns:w16se="http://schemas.microsoft.com/office/word/2015/wordml/symex" xmlns:wpg="http://schemas.microsoft.com/office/word/2010/wordprocessingGroup" xmlns:wpi="http://schemas.microsoft.com/office/word/2010/wordprocessingInk" xmlns:wne="http://schemas.microsoft.com/office/word/2006/wordml" xmlns:wps="http://schemas.microsoft.com/office/word/2010/wordprocessingShape" mc:Ignorable="w14 w15 w16se w16cid w16 w16cex w16sdtdh w16sdtfl w16du wp14">
   <w:body>
     <w:p>
-      <w:pPr>
-        <w:rPr>
-          <w:rFonts w:hint="eastAsia"/>
-        </w:rPr>
-      </w:pPr>
       <w:r>
         <w:t>Windows were originally dark. Had to replace with cubes</w:t>
       </w:r>
@@ -103,11 +98,68 @@
     <w:p/>
     <w:p>
       <w:r>
-        <w:t>References:</w:t>
+        <w:drawing>
+          <wp:inline distT="0" distB="0" distL="0" distR="0" wp14:anchorId="5A34FBEB" wp14:editId="4FDCB6D4">
+            <wp:extent cx="5731510" cy="3390900"/>
+            <wp:effectExtent l="0" t="0" r="2540" b="0"/>
+            <wp:docPr id="533194014" name="Picture 1"/>
+            <wp:cNvGraphicFramePr>
+              <a:graphicFrameLocks xmlns:a="http://schemas.openxmlformats.org/drawingml/2006/main" noChangeAspect="1"/>
+            </wp:cNvGraphicFramePr>
+            <a:graphic xmlns:a="http://schemas.openxmlformats.org/drawingml/2006/main">
+              <a:graphicData uri="http://schemas.openxmlformats.org/drawingml/2006/picture">
+                <pic:pic xmlns:pic="http://schemas.openxmlformats.org/drawingml/2006/picture">
+                  <pic:nvPicPr>
+                    <pic:cNvPr id="533194014" name=""/>
+                    <pic:cNvPicPr/>
+                  </pic:nvPicPr>
+                  <pic:blipFill>
+                    <a:blip r:embed="rId6"/>
+                    <a:stretch>
+                      <a:fillRect/>
+                    </a:stretch>
+                  </pic:blipFill>
+                  <pic:spPr>
+                    <a:xfrm>
+                      <a:off x="0" y="0"/>
+                      <a:ext cx="5731510" cy="3390900"/>
+                    </a:xfrm>
+                    <a:prstGeom prst="rect">
+                      <a:avLst/>
+                    </a:prstGeom>
+                  </pic:spPr>
+                </pic:pic>
+              </a:graphicData>
+            </a:graphic>
+          </wp:inline>
+        </w:drawing>
       </w:r>
     </w:p>
     <w:p>
       <w:r>
+        <w:t xml:space="preserve">Tried to load different textures within the same model by </w:t>
+      </w:r>
+      <w:proofErr w:type="gramStart"/>
+      <w:r>
+        <w:t>loading .</w:t>
+      </w:r>
+      <w:proofErr w:type="spellStart"/>
+      <w:r>
+        <w:t>mtl</w:t>
+      </w:r>
+      <w:proofErr w:type="spellEnd"/>
+      <w:proofErr w:type="gramEnd"/>
+      <w:r>
+        <w:t xml:space="preserve"> materials into the obj. made it look dark pinkish. To avoid separated the models into two parts.</w:t>
+      </w:r>
+    </w:p>
+    <w:p>
+      <w:r>
+        <w:t>References:</w:t>
+      </w:r>
+    </w:p>
+    <w:p>
+      <w:r>
         <w:t xml:space="preserve">Cel shading concept: OGLDEV (2022) </w:t>
       </w:r>
       <w:r>
@@ -116,7 +168,7 @@
       <w:r>
         <w:t xml:space="preserve">. Around 1:42. Available at: </w:t>
       </w:r>
-      <w:hyperlink r:id="rId6" w:history="1">
+      <w:hyperlink r:id="rId7" w:history="1">
         <w:r>
           <w:rPr>
             <w:rStyle w:val="Hyperlink"/>
@@ -130,9 +182,18 @@
     </w:p>
     <w:p>
       <w:r>
-        <w:t xml:space="preserve">Saturation: minus34 (2015) Cesium1 Github Repo. Available at: </w:t>
-      </w:r>
-      <w:hyperlink r:id="rId7" w:history="1">
+        <w:lastRenderedPageBreak/>
+        <w:t xml:space="preserve">Saturation: minus34 (2015) Cesium1 </w:t>
+      </w:r>
+      <w:proofErr w:type="spellStart"/>
+      <w:r>
+        <w:t>Github</w:t>
+      </w:r>
+      <w:proofErr w:type="spellEnd"/>
+      <w:r>
+        <w:t xml:space="preserve"> Repo. Available at: </w:t>
+      </w:r>
+      <w:hyperlink r:id="rId8" w:history="1">
         <w:r>
           <w:rPr>
             <w:rStyle w:val="Hyperlink"/>
@@ -758,7 +819,6 @@
   <w:style w:type="character" w:default="1" w:styleId="DefaultParagraphFont">
     <w:name w:val="Default Paragraph Font"/>
     <w:uiPriority w:val="1"/>
-    <w:semiHidden/>
     <w:unhideWhenUsed/>
   </w:style>
   <w:style w:type="table" w:default="1" w:styleId="TableNormal">

--- a/K2234682_Level3_Report.docx
+++ b/K2234682_Level3_Report.docx
@@ -3,26 +3,421 @@
 <w:document xmlns:wpc="http://schemas.microsoft.com/office/word/2010/wordprocessingCanvas" xmlns:cx="http://schemas.microsoft.com/office/drawing/2014/chartex" xmlns:cx1="http://schemas.microsoft.com/office/drawing/2015/9/8/chartex" xmlns:cx2="http://schemas.microsoft.com/office/drawing/2015/10/21/chartex" xmlns:cx3="http://schemas.microsoft.com/office/drawing/2016/5/9/chartex" xmlns:cx4="http://schemas.microsoft.com/office/drawing/2016/5/10/chartex" xmlns:cx5="http://schemas.microsoft.com/office/drawing/2016/5/11/chartex" xmlns:cx6="http://schemas.microsoft.com/office/drawing/2016/5/12/chartex" xmlns:cx7="http://schemas.microsoft.com/office/drawing/2016/5/13/chartex" xmlns:cx8="http://schemas.microsoft.com/office/drawing/2016/5/14/chartex" xmlns:mc="http://schemas.openxmlformats.org/markup-compatibility/2006" xmlns:aink="http://schemas.microsoft.com/office/drawing/2016/ink" xmlns:am3d="http://schemas.microsoft.com/office/drawing/2017/model3d" xmlns:o="urn:schemas-microsoft-com:office:office" xmlns:oel="http://schemas.microsoft.com/office/2019/extlst" xmlns:r="http://schemas.openxmlformats.org/officeDocument/2006/relationships" xmlns:m="http://schemas.openxmlformats.org/officeDocument/2006/math" xmlns:v="urn:schemas-microsoft-com:vml" xmlns:wp14="http://schemas.microsoft.com/office/word/2010/wordprocessingDrawing" xmlns:wp="http://schemas.openxmlformats.org/drawingml/2006/wordprocessingDrawing" xmlns:w10="urn:schemas-microsoft-com:office:word" xmlns:w="http://schemas.openxmlformats.org/wordprocessingml/2006/main" xmlns:w14="http://schemas.microsoft.com/office/word/2010/wordml" xmlns:w15="http://schemas.microsoft.com/office/word/2012/wordml" xmlns:w16cex="http://schemas.microsoft.com/office/word/2018/wordml/cex" xmlns:w16cid="http://schemas.microsoft.com/office/word/2016/wordml/cid" xmlns:w16="http://schemas.microsoft.com/office/word/2018/wordml" xmlns:w16du="http://schemas.microsoft.com/office/word/2023/wordml/word16du" xmlns:w16sdtdh="http://schemas.microsoft.com/office/word/2020/wordml/sdtdatahash" xmlns:w16sdtfl="http://schemas.microsoft.com/office/word/2024/wordml/sdtformatlock" xmlns:w16se="http://schemas.microsoft.com/office/word/2015/wordml/symex" xmlns:wpg="http://schemas.microsoft.com/office/word/2010/wordprocessingGroup" xmlns:wpi="http://schemas.microsoft.com/office/word/2010/wordprocessingInk" xmlns:wne="http://schemas.microsoft.com/office/word/2006/wordml" xmlns:wps="http://schemas.microsoft.com/office/word/2010/wordprocessingShape" mc:Ignorable="w14 w15 w16se w16cid w16 w16cex w16sdtdh w16sdtfl w16du wp14">
   <w:body>
     <w:p>
-      <w:r>
-        <w:t>Windows were originally dark. Had to replace with cubes</w:t>
-      </w:r>
-      <w:r>
-        <w:rPr>
-          <w:rFonts w:hint="eastAsia"/>
-        </w:rPr>
-        <w:t>. Had problems with z fighting so removed the planes of the windows manually in Maya.</w:t>
-      </w:r>
-    </w:p>
-    <w:p>
-      <w:r>
+      <w:pPr>
+        <w:jc w:val="center"/>
+        <w:rPr>
+          <w:rFonts w:ascii="Times New Roman" w:hAnsi="Times New Roman" w:cs="Times New Roman"/>
+          <w:b/>
+          <w:bCs/>
+          <w:sz w:val="40"/>
+          <w:szCs w:val="40"/>
+        </w:rPr>
+      </w:pPr>
+      <w:r>
+        <w:rPr>
+          <w:rFonts w:ascii="Times New Roman" w:hAnsi="Times New Roman" w:cs="Times New Roman"/>
+          <w:b/>
+          <w:bCs/>
+          <w:sz w:val="40"/>
+          <w:szCs w:val="40"/>
+        </w:rPr>
+        <w:t>OpenGL Level 3 Report</w:t>
+      </w:r>
+    </w:p>
+    <w:p>
+      <w:pPr>
+        <w:jc w:val="right"/>
+        <w:rPr>
+          <w:rFonts w:ascii="Times New Roman" w:hAnsi="Times New Roman" w:cs="Times New Roman"/>
+          <w:sz w:val="22"/>
+          <w:szCs w:val="22"/>
+        </w:rPr>
+      </w:pPr>
+      <w:r>
+        <w:rPr>
+          <w:rFonts w:ascii="Times New Roman" w:hAnsi="Times New Roman" w:cs="Times New Roman"/>
+          <w:sz w:val="22"/>
+          <w:szCs w:val="22"/>
+        </w:rPr>
+        <w:t>Andrea Lupori – K2234682</w:t>
+      </w:r>
+    </w:p>
+    <w:p>
+      <w:pPr>
+        <w:rPr>
+          <w:rFonts w:ascii="Times New Roman" w:hAnsi="Times New Roman" w:cs="Times New Roman"/>
+        </w:rPr>
+      </w:pPr>
+      <w:r>
+        <w:rPr>
+          <w:rFonts w:ascii="Times New Roman" w:hAnsi="Times New Roman" w:cs="Times New Roman"/>
+        </w:rPr>
+        <w:t>Inspired by</w:t>
+      </w:r>
+      <w:r>
+        <w:rPr>
+          <w:rFonts w:ascii="Times New Roman" w:hAnsi="Times New Roman" w:cs="Times New Roman"/>
+        </w:rPr>
+        <w:t xml:space="preserve"> my upperclassmen’s game</w:t>
+      </w:r>
+      <w:r>
+        <w:rPr>
+          <w:rFonts w:ascii="Times New Roman" w:hAnsi="Times New Roman" w:cs="Times New Roman"/>
+        </w:rPr>
+        <w:t xml:space="preserve"> Cat-Astrophic (</w:t>
+      </w:r>
+      <w:proofErr w:type="spellStart"/>
+      <w:r>
+        <w:rPr>
+          <w:rFonts w:ascii="Times New Roman" w:hAnsi="Times New Roman" w:cs="Times New Roman"/>
+        </w:rPr>
+        <w:t>Shohrukhi</w:t>
+      </w:r>
+      <w:proofErr w:type="spellEnd"/>
+      <w:r>
+        <w:rPr>
+          <w:rFonts w:ascii="Times New Roman" w:hAnsi="Times New Roman" w:cs="Times New Roman"/>
+        </w:rPr>
+        <w:t xml:space="preserve"> et al., 2024), I decided to alter my indoor scene to be a cute house scene where the player is a cat in near first-person view. Wanted it to be bright, colourful and cartoony.</w:t>
+      </w:r>
+    </w:p>
+    <w:p>
+      <w:pPr>
+        <w:rPr>
+          <w:rFonts w:ascii="Times New Roman" w:hAnsi="Times New Roman" w:cs="Times New Roman"/>
+        </w:rPr>
+      </w:pPr>
+    </w:p>
+    <w:p>
+      <w:pPr>
+        <w:rPr>
+          <w:rFonts w:ascii="Times New Roman" w:hAnsi="Times New Roman" w:cs="Times New Roman"/>
+          <w:b/>
+          <w:bCs/>
+          <w:sz w:val="28"/>
+          <w:szCs w:val="28"/>
+        </w:rPr>
+      </w:pPr>
+      <w:r>
+        <w:rPr>
+          <w:rFonts w:ascii="Times New Roman" w:hAnsi="Times New Roman" w:cs="Times New Roman"/>
+          <w:b/>
+          <w:bCs/>
+          <w:sz w:val="28"/>
+          <w:szCs w:val="28"/>
+        </w:rPr>
+        <w:t>Additional Effects:</w:t>
+      </w:r>
+    </w:p>
+    <w:tbl>
+      <w:tblPr>
+        <w:tblStyle w:val="TableGrid"/>
+        <w:tblW w:w="0" w:type="auto"/>
+        <w:tblLook w:val="04A0" w:firstRow="1" w:lastRow="0" w:firstColumn="1" w:lastColumn="0" w:noHBand="0" w:noVBand="1"/>
+      </w:tblPr>
+      <w:tblGrid>
+        <w:gridCol w:w="4536"/>
+        <w:gridCol w:w="4480"/>
+      </w:tblGrid>
+      <w:tr>
+        <w:tc>
+          <w:tcPr>
+            <w:tcW w:w="4536" w:type="dxa"/>
+            <w:shd w:val="clear" w:color="auto" w:fill="FFF2CC" w:themeFill="accent4" w:themeFillTint="33"/>
+          </w:tcPr>
+          <w:p>
+            <w:pPr>
+              <w:rPr>
+                <w:rFonts w:ascii="Times New Roman" w:hAnsi="Times New Roman" w:cs="Times New Roman"/>
+              </w:rPr>
+            </w:pPr>
+            <w:r>
+              <w:rPr>
+                <w:rFonts w:ascii="Times New Roman" w:hAnsi="Times New Roman" w:cs="Times New Roman"/>
+              </w:rPr>
+              <w:t>Original</w:t>
+            </w:r>
+          </w:p>
+        </w:tc>
+        <w:tc>
+          <w:tcPr>
+            <w:tcW w:w="4480" w:type="dxa"/>
+            <w:shd w:val="clear" w:color="auto" w:fill="FFF2CC" w:themeFill="accent4" w:themeFillTint="33"/>
+          </w:tcPr>
+          <w:p>
+            <w:pPr>
+              <w:rPr>
+                <w:rFonts w:ascii="Times New Roman" w:hAnsi="Times New Roman" w:cs="Times New Roman"/>
+              </w:rPr>
+            </w:pPr>
+            <w:r>
+              <w:rPr>
+                <w:rFonts w:ascii="Times New Roman" w:hAnsi="Times New Roman" w:cs="Times New Roman"/>
+              </w:rPr>
+              <w:t>Cell shading and saturation</w:t>
+            </w:r>
+          </w:p>
+        </w:tc>
+      </w:tr>
+      <w:tr>
+        <w:tc>
+          <w:tcPr>
+            <w:tcW w:w="4536" w:type="dxa"/>
+          </w:tcPr>
+          <w:p>
+            <w:pPr>
+              <w:rPr>
+                <w:rFonts w:ascii="Times New Roman" w:hAnsi="Times New Roman" w:cs="Times New Roman"/>
+              </w:rPr>
+            </w:pPr>
+            <w:r>
+              <w:rPr>
+                <w:rFonts w:ascii="Times New Roman" w:hAnsi="Times New Roman" w:cs="Times New Roman"/>
+              </w:rPr>
+              <w:drawing>
+                <wp:anchor distT="0" distB="0" distL="114300" distR="114300" simplePos="0" relativeHeight="251659264" behindDoc="0" locked="0" layoutInCell="1" allowOverlap="1" wp14:anchorId="3B89EF05" wp14:editId="2F3BAF9C">
+                  <wp:simplePos x="0" y="0"/>
+                  <wp:positionH relativeFrom="column">
+                    <wp:posOffset>-65087</wp:posOffset>
+                  </wp:positionH>
+                  <wp:positionV relativeFrom="paragraph">
+                    <wp:posOffset>318</wp:posOffset>
+                  </wp:positionV>
+                  <wp:extent cx="2881312" cy="1591968"/>
+                  <wp:effectExtent l="0" t="0" r="0" b="8255"/>
+                  <wp:wrapSquare wrapText="bothSides"/>
+                  <wp:docPr id="1060014561" name="Picture 1"/>
+                  <wp:cNvGraphicFramePr>
+                    <a:graphicFrameLocks xmlns:a="http://schemas.openxmlformats.org/drawingml/2006/main" noChangeAspect="1"/>
+                  </wp:cNvGraphicFramePr>
+                  <a:graphic xmlns:a="http://schemas.openxmlformats.org/drawingml/2006/main">
+                    <a:graphicData uri="http://schemas.openxmlformats.org/drawingml/2006/picture">
+                      <pic:pic xmlns:pic="http://schemas.openxmlformats.org/drawingml/2006/picture">
+                        <pic:nvPicPr>
+                          <pic:cNvPr id="1060014561" name=""/>
+                          <pic:cNvPicPr/>
+                        </pic:nvPicPr>
+                        <pic:blipFill>
+                          <a:blip r:embed="rId4" cstate="print">
+                            <a:extLst>
+                              <a:ext uri="{28A0092B-C50C-407E-A947-70E740481C1C}">
+                                <a14:useLocalDpi xmlns:a14="http://schemas.microsoft.com/office/drawing/2010/main" val="0"/>
+                              </a:ext>
+                            </a:extLst>
+                          </a:blip>
+                          <a:stretch>
+                            <a:fillRect/>
+                          </a:stretch>
+                        </pic:blipFill>
+                        <pic:spPr>
+                          <a:xfrm>
+                            <a:off x="0" y="0"/>
+                            <a:ext cx="2881312" cy="1591968"/>
+                          </a:xfrm>
+                          <a:prstGeom prst="rect">
+                            <a:avLst/>
+                          </a:prstGeom>
+                        </pic:spPr>
+                      </pic:pic>
+                    </a:graphicData>
+                  </a:graphic>
+                  <wp14:sizeRelH relativeFrom="page">
+                    <wp14:pctWidth>0</wp14:pctWidth>
+                  </wp14:sizeRelH>
+                  <wp14:sizeRelV relativeFrom="page">
+                    <wp14:pctHeight>0</wp14:pctHeight>
+                  </wp14:sizeRelV>
+                </wp:anchor>
+              </w:drawing>
+            </w:r>
+            <w:r>
+              <w:rPr>
+                <w:rFonts w:ascii="Times New Roman" w:hAnsi="Times New Roman" w:cs="Times New Roman"/>
+              </w:rPr>
+              <w:t>Original was too dull and not cartoony enough.</w:t>
+            </w:r>
+          </w:p>
+        </w:tc>
+        <w:tc>
+          <w:tcPr>
+            <w:tcW w:w="4480" w:type="dxa"/>
+          </w:tcPr>
+          <w:p>
+            <w:pPr>
+              <w:rPr>
+                <w:rFonts w:ascii="Times New Roman" w:hAnsi="Times New Roman" w:cs="Times New Roman"/>
+              </w:rPr>
+            </w:pPr>
+            <w:r>
+              <w:rPr>
+                <w:rFonts w:ascii="Times New Roman" w:hAnsi="Times New Roman" w:cs="Times New Roman"/>
+                <w:noProof/>
+              </w:rPr>
+              <w:drawing>
+                <wp:anchor distT="0" distB="0" distL="114300" distR="114300" simplePos="0" relativeHeight="251658240" behindDoc="0" locked="0" layoutInCell="1" allowOverlap="1" wp14:anchorId="5EFF1ED2" wp14:editId="20C7E227">
+                  <wp:simplePos x="0" y="0"/>
+                  <wp:positionH relativeFrom="column">
+                    <wp:posOffset>-65405</wp:posOffset>
+                  </wp:positionH>
+                  <wp:positionV relativeFrom="paragraph">
+                    <wp:posOffset>318</wp:posOffset>
+                  </wp:positionV>
+                  <wp:extent cx="2844747" cy="1590675"/>
+                  <wp:effectExtent l="0" t="0" r="0" b="0"/>
+                  <wp:wrapSquare wrapText="bothSides"/>
+                  <wp:docPr id="1917254328" name="Picture 1"/>
+                  <wp:cNvGraphicFramePr>
+                    <a:graphicFrameLocks xmlns:a="http://schemas.openxmlformats.org/drawingml/2006/main" noChangeAspect="1"/>
+                  </wp:cNvGraphicFramePr>
+                  <a:graphic xmlns:a="http://schemas.openxmlformats.org/drawingml/2006/main">
+                    <a:graphicData uri="http://schemas.openxmlformats.org/drawingml/2006/picture">
+                      <pic:pic xmlns:pic="http://schemas.openxmlformats.org/drawingml/2006/picture">
+                        <pic:nvPicPr>
+                          <pic:cNvPr id="0" name="Picture 1"/>
+                          <pic:cNvPicPr>
+                            <a:picLocks noChangeAspect="1" noChangeArrowheads="1"/>
+                          </pic:cNvPicPr>
+                        </pic:nvPicPr>
+                        <pic:blipFill>
+                          <a:blip r:embed="rId5" cstate="print">
+                            <a:extLst>
+                              <a:ext uri="{28A0092B-C50C-407E-A947-70E740481C1C}">
+                                <a14:useLocalDpi xmlns:a14="http://schemas.microsoft.com/office/drawing/2010/main" val="0"/>
+                              </a:ext>
+                            </a:extLst>
+                          </a:blip>
+                          <a:srcRect/>
+                          <a:stretch>
+                            <a:fillRect/>
+                          </a:stretch>
+                        </pic:blipFill>
+                        <pic:spPr bwMode="auto">
+                          <a:xfrm>
+                            <a:off x="0" y="0"/>
+                            <a:ext cx="2844747" cy="1590675"/>
+                          </a:xfrm>
+                          <a:prstGeom prst="rect">
+                            <a:avLst/>
+                          </a:prstGeom>
+                          <a:noFill/>
+                          <a:ln>
+                            <a:noFill/>
+                          </a:ln>
+                        </pic:spPr>
+                      </pic:pic>
+                    </a:graphicData>
+                  </a:graphic>
+                  <wp14:sizeRelH relativeFrom="page">
+                    <wp14:pctWidth>0</wp14:pctWidth>
+                  </wp14:sizeRelH>
+                  <wp14:sizeRelV relativeFrom="page">
+                    <wp14:pctHeight>0</wp14:pctHeight>
+                  </wp14:sizeRelV>
+                </wp:anchor>
+              </w:drawing>
+            </w:r>
+            <w:r>
+              <w:rPr>
+                <w:rFonts w:ascii="Times New Roman" w:hAnsi="Times New Roman" w:cs="Times New Roman"/>
+              </w:rPr>
+              <w:t xml:space="preserve">Used cell shading concept by </w:t>
+            </w:r>
+            <w:r>
+              <w:rPr>
+                <w:rFonts w:ascii="Times New Roman" w:hAnsi="Times New Roman" w:cs="Times New Roman"/>
+              </w:rPr>
+              <w:t>OGLDEV</w:t>
+            </w:r>
+            <w:r>
+              <w:rPr>
+                <w:rFonts w:ascii="Times New Roman" w:hAnsi="Times New Roman" w:cs="Times New Roman"/>
+              </w:rPr>
+              <w:t xml:space="preserve"> (2022) and saturation</w:t>
+            </w:r>
+            <w:r>
+              <w:rPr>
+                <w:rFonts w:ascii="Times New Roman" w:hAnsi="Times New Roman" w:cs="Times New Roman"/>
+              </w:rPr>
+              <w:t xml:space="preserve"> by </w:t>
+            </w:r>
+            <w:r>
+              <w:rPr>
+                <w:rFonts w:ascii="Times New Roman" w:hAnsi="Times New Roman" w:cs="Times New Roman"/>
+              </w:rPr>
+              <w:t>minus34</w:t>
+            </w:r>
+            <w:r>
+              <w:rPr>
+                <w:rFonts w:ascii="Times New Roman" w:hAnsi="Times New Roman" w:cs="Times New Roman"/>
+              </w:rPr>
+              <w:t xml:space="preserve"> (2015) to boost cartoony feel. </w:t>
+            </w:r>
+          </w:p>
+        </w:tc>
+      </w:tr>
+    </w:tbl>
+    <w:p>
+      <w:pPr>
+        <w:rPr>
+          <w:rFonts w:ascii="Times New Roman" w:hAnsi="Times New Roman" w:cs="Times New Roman"/>
+        </w:rPr>
+      </w:pPr>
+    </w:p>
+    <w:p>
+      <w:pPr>
+        <w:rPr>
+          <w:rFonts w:ascii="Times New Roman" w:hAnsi="Times New Roman" w:cs="Times New Roman"/>
+          <w:b/>
+          <w:bCs/>
+          <w:sz w:val="28"/>
+          <w:szCs w:val="28"/>
+        </w:rPr>
+      </w:pPr>
+      <w:r>
+        <w:rPr>
+          <w:rFonts w:ascii="Times New Roman" w:hAnsi="Times New Roman" w:cs="Times New Roman"/>
+          <w:b/>
+          <w:bCs/>
+          <w:sz w:val="28"/>
+          <w:szCs w:val="28"/>
+        </w:rPr>
+        <w:t>Cat Cam:</w:t>
+      </w:r>
+    </w:p>
+    <w:p>
+      <w:pPr>
+        <w:rPr>
+          <w:rFonts w:ascii="Times New Roman" w:hAnsi="Times New Roman" w:cs="Times New Roman"/>
+        </w:rPr>
+      </w:pPr>
+      <w:r>
+        <w:rPr>
+          <w:rFonts w:ascii="Times New Roman" w:hAnsi="Times New Roman" w:cs="Times New Roman"/>
+        </w:rPr>
+        <w:t xml:space="preserve">Wanted the camera to follow the cat, and struggled with the rotation more than anticipated. Tried to make a separate matrix based off of the matrix created when player moves their mouse, however this made the cat rotate around the centre of the screen as if it were a clock, rotating around the centre of the world – in distance space, and rotating in the y direction. After many failed attempts the final </w:t>
+      </w:r>
+      <w:r>
+        <w:rPr>
+          <w:rFonts w:ascii="Times New Roman" w:hAnsi="Times New Roman" w:cs="Times New Roman"/>
+        </w:rPr>
+        <w:t>fix was embarrassingly simple, to just make a note of the camera’s yaw in render scene and add 90 degrees for the cat to be perpendicular.</w:t>
+      </w:r>
+    </w:p>
+    <w:p>
+      <w:pPr>
         <w:rPr>
           <w:noProof/>
         </w:rPr>
+      </w:pPr>
+      <w:r>
+        <w:rPr>
+          <w:rFonts w:ascii="Times New Roman" w:hAnsi="Times New Roman" w:cs="Times New Roman"/>
+        </w:rPr>
         <w:drawing>
-          <wp:inline distT="0" distB="0" distL="0" distR="0" wp14:anchorId="687C7BB7" wp14:editId="6CD72883">
-            <wp:extent cx="2504554" cy="2333625"/>
-            <wp:effectExtent l="0" t="0" r="0" b="0"/>
-            <wp:docPr id="1890060426" name="Picture 1"/>
+          <wp:inline distT="0" distB="0" distL="0" distR="0" wp14:anchorId="3A619337" wp14:editId="34770C8D">
+            <wp:extent cx="2379063" cy="1733550"/>
+            <wp:effectExtent l="0" t="0" r="2540" b="0"/>
+            <wp:docPr id="1256396720" name="Picture 1"/>
             <wp:cNvGraphicFramePr>
               <a:graphicFrameLocks xmlns:a="http://schemas.openxmlformats.org/drawingml/2006/main" noChangeAspect="1"/>
             </wp:cNvGraphicFramePr>
@@ -30,87 +425,7 @@
               <a:graphicData uri="http://schemas.openxmlformats.org/drawingml/2006/picture">
                 <pic:pic xmlns:pic="http://schemas.openxmlformats.org/drawingml/2006/picture">
                   <pic:nvPicPr>
-                    <pic:cNvPr id="1890060426" name=""/>
-                    <pic:cNvPicPr/>
-                  </pic:nvPicPr>
-                  <pic:blipFill>
-                    <a:blip r:embed="rId4"/>
-                    <a:stretch>
-                      <a:fillRect/>
-                    </a:stretch>
-                  </pic:blipFill>
-                  <pic:spPr>
-                    <a:xfrm>
-                      <a:off x="0" y="0"/>
-                      <a:ext cx="2513437" cy="2341902"/>
-                    </a:xfrm>
-                    <a:prstGeom prst="rect">
-                      <a:avLst/>
-                    </a:prstGeom>
-                  </pic:spPr>
-                </pic:pic>
-              </a:graphicData>
-            </a:graphic>
-          </wp:inline>
-        </w:drawing>
-      </w:r>
-      <w:r>
-        <w:rPr>
-          <w:noProof/>
-        </w:rPr>
-        <w:drawing>
-          <wp:inline distT="0" distB="0" distL="0" distR="0" wp14:anchorId="258A3FCD" wp14:editId="5B24CBC3">
-            <wp:extent cx="1972457" cy="2304624"/>
-            <wp:effectExtent l="0" t="0" r="8890" b="635"/>
-            <wp:docPr id="1600513816" name="Picture 1"/>
-            <wp:cNvGraphicFramePr>
-              <a:graphicFrameLocks xmlns:a="http://schemas.openxmlformats.org/drawingml/2006/main" noChangeAspect="1"/>
-            </wp:cNvGraphicFramePr>
-            <a:graphic xmlns:a="http://schemas.openxmlformats.org/drawingml/2006/main">
-              <a:graphicData uri="http://schemas.openxmlformats.org/drawingml/2006/picture">
-                <pic:pic xmlns:pic="http://schemas.openxmlformats.org/drawingml/2006/picture">
-                  <pic:nvPicPr>
-                    <pic:cNvPr id="1600513816" name=""/>
-                    <pic:cNvPicPr/>
-                  </pic:nvPicPr>
-                  <pic:blipFill>
-                    <a:blip r:embed="rId5"/>
-                    <a:stretch>
-                      <a:fillRect/>
-                    </a:stretch>
-                  </pic:blipFill>
-                  <pic:spPr>
-                    <a:xfrm>
-                      <a:off x="0" y="0"/>
-                      <a:ext cx="1981322" cy="2314982"/>
-                    </a:xfrm>
-                    <a:prstGeom prst="rect">
-                      <a:avLst/>
-                    </a:prstGeom>
-                  </pic:spPr>
-                </pic:pic>
-              </a:graphicData>
-            </a:graphic>
-          </wp:inline>
-        </w:drawing>
-      </w:r>
-    </w:p>
-    <w:p/>
-    <w:p>
-      <w:r>
-        <w:drawing>
-          <wp:inline distT="0" distB="0" distL="0" distR="0" wp14:anchorId="5A34FBEB" wp14:editId="4FDCB6D4">
-            <wp:extent cx="5731510" cy="3390900"/>
-            <wp:effectExtent l="0" t="0" r="2540" b="0"/>
-            <wp:docPr id="533194014" name="Picture 1"/>
-            <wp:cNvGraphicFramePr>
-              <a:graphicFrameLocks xmlns:a="http://schemas.openxmlformats.org/drawingml/2006/main" noChangeAspect="1"/>
-            </wp:cNvGraphicFramePr>
-            <a:graphic xmlns:a="http://schemas.openxmlformats.org/drawingml/2006/main">
-              <a:graphicData uri="http://schemas.openxmlformats.org/drawingml/2006/picture">
-                <pic:pic xmlns:pic="http://schemas.openxmlformats.org/drawingml/2006/picture">
-                  <pic:nvPicPr>
-                    <pic:cNvPr id="533194014" name=""/>
+                    <pic:cNvPr id="1256396720" name=""/>
                     <pic:cNvPicPr/>
                   </pic:nvPicPr>
                   <pic:blipFill>
@@ -122,7 +437,7 @@
                   <pic:spPr>
                     <a:xfrm>
                       <a:off x="0" y="0"/>
-                      <a:ext cx="5731510" cy="3390900"/>
+                      <a:ext cx="2389824" cy="1741391"/>
                     </a:xfrm>
                     <a:prstGeom prst="rect">
                       <a:avLst/>
@@ -134,78 +449,1695 @@
           </wp:inline>
         </w:drawing>
       </w:r>
-    </w:p>
-    <w:p>
-      <w:r>
-        <w:t xml:space="preserve">Tried to load different textures within the same model by </w:t>
-      </w:r>
-      <w:proofErr w:type="gramStart"/>
-      <w:r>
-        <w:t>loading .</w:t>
+      <w:r>
+        <w:rPr>
+          <w:noProof/>
+        </w:rPr>
+        <w:t xml:space="preserve"> </w:t>
+      </w:r>
+      <w:r>
+        <w:rPr>
+          <w:noProof/>
+        </w:rPr>
+        <w:drawing>
+          <wp:inline distT="0" distB="0" distL="0" distR="0" wp14:anchorId="245ABE02" wp14:editId="505C8225">
+            <wp:extent cx="1436181" cy="1719441"/>
+            <wp:effectExtent l="0" t="0" r="0" b="0"/>
+            <wp:docPr id="23210227" name="Picture 1"/>
+            <wp:cNvGraphicFramePr>
+              <a:graphicFrameLocks xmlns:a="http://schemas.openxmlformats.org/drawingml/2006/main" noChangeAspect="1"/>
+            </wp:cNvGraphicFramePr>
+            <a:graphic xmlns:a="http://schemas.openxmlformats.org/drawingml/2006/main">
+              <a:graphicData uri="http://schemas.openxmlformats.org/drawingml/2006/picture">
+                <pic:pic xmlns:pic="http://schemas.openxmlformats.org/drawingml/2006/picture">
+                  <pic:nvPicPr>
+                    <pic:cNvPr id="23210227" name=""/>
+                    <pic:cNvPicPr/>
+                  </pic:nvPicPr>
+                  <pic:blipFill>
+                    <a:blip r:embed="rId7"/>
+                    <a:stretch>
+                      <a:fillRect/>
+                    </a:stretch>
+                  </pic:blipFill>
+                  <pic:spPr>
+                    <a:xfrm flipH="1">
+                      <a:off x="0" y="0"/>
+                      <a:ext cx="1456057" cy="1743237"/>
+                    </a:xfrm>
+                    <a:prstGeom prst="rect">
+                      <a:avLst/>
+                    </a:prstGeom>
+                  </pic:spPr>
+                </pic:pic>
+              </a:graphicData>
+            </a:graphic>
+          </wp:inline>
+        </w:drawing>
+      </w:r>
+      <w:r>
+        <w:rPr>
+          <w:noProof/>
+        </w:rPr>
+        <w:t xml:space="preserve"> </w:t>
+      </w:r>
+      <w:r>
+        <w:rPr>
+          <w:rFonts w:ascii="Times New Roman" w:hAnsi="Times New Roman" w:cs="Times New Roman"/>
+        </w:rPr>
+        <w:drawing>
+          <wp:inline distT="0" distB="0" distL="0" distR="0" wp14:anchorId="1C6A958F" wp14:editId="5CC6AB12">
+            <wp:extent cx="1772026" cy="1735455"/>
+            <wp:effectExtent l="0" t="0" r="0" b="0"/>
+            <wp:docPr id="1968573679" name="Picture 1"/>
+            <wp:cNvGraphicFramePr>
+              <a:graphicFrameLocks xmlns:a="http://schemas.openxmlformats.org/drawingml/2006/main" noChangeAspect="1"/>
+            </wp:cNvGraphicFramePr>
+            <a:graphic xmlns:a="http://schemas.openxmlformats.org/drawingml/2006/main">
+              <a:graphicData uri="http://schemas.openxmlformats.org/drawingml/2006/picture">
+                <pic:pic xmlns:pic="http://schemas.openxmlformats.org/drawingml/2006/picture">
+                  <pic:nvPicPr>
+                    <pic:cNvPr id="1968573679" name=""/>
+                    <pic:cNvPicPr/>
+                  </pic:nvPicPr>
+                  <pic:blipFill>
+                    <a:blip r:embed="rId8"/>
+                    <a:stretch>
+                      <a:fillRect/>
+                    </a:stretch>
+                  </pic:blipFill>
+                  <pic:spPr>
+                    <a:xfrm>
+                      <a:off x="0" y="0"/>
+                      <a:ext cx="1787659" cy="1750766"/>
+                    </a:xfrm>
+                    <a:prstGeom prst="rect">
+                      <a:avLst/>
+                    </a:prstGeom>
+                  </pic:spPr>
+                </pic:pic>
+              </a:graphicData>
+            </a:graphic>
+          </wp:inline>
+        </w:drawing>
+      </w:r>
+    </w:p>
+    <w:p>
+      <w:pPr>
+        <w:rPr>
+          <w:rFonts w:ascii="Times New Roman" w:hAnsi="Times New Roman" w:cs="Times New Roman"/>
+        </w:rPr>
+      </w:pPr>
+    </w:p>
+    <w:p>
+      <w:pPr>
+        <w:rPr>
+          <w:rFonts w:ascii="Times New Roman" w:hAnsi="Times New Roman" w:cs="Times New Roman"/>
+        </w:rPr>
+      </w:pPr>
+    </w:p>
+    <w:p>
+      <w:pPr>
+        <w:rPr>
+          <w:rFonts w:ascii="Times New Roman" w:hAnsi="Times New Roman" w:cs="Times New Roman"/>
+          <w:b/>
+          <w:bCs/>
+          <w:sz w:val="28"/>
+          <w:szCs w:val="28"/>
+        </w:rPr>
+      </w:pPr>
+      <w:r>
+        <w:rPr>
+          <w:rFonts w:ascii="Times New Roman" w:hAnsi="Times New Roman" w:cs="Times New Roman"/>
+          <w:b/>
+          <w:bCs/>
+          <w:sz w:val="28"/>
+          <w:szCs w:val="28"/>
+        </w:rPr>
+        <w:lastRenderedPageBreak/>
+        <w:t>Animations:</w:t>
+      </w:r>
+    </w:p>
+    <w:p>
+      <w:pPr>
+        <w:rPr>
+          <w:rFonts w:ascii="Times New Roman" w:hAnsi="Times New Roman" w:cs="Times New Roman"/>
+        </w:rPr>
+      </w:pPr>
+      <w:r>
+        <w:rPr>
+          <w:rFonts w:ascii="Times New Roman" w:hAnsi="Times New Roman" w:cs="Times New Roman"/>
+        </w:rPr>
+        <w:t>The cat model has three states, idle, walking and swatting. Idle is the walk animation with time passed through as zero.</w:t>
+      </w:r>
+      <w:r>
+        <w:rPr>
+          <w:rFonts w:ascii="Times New Roman" w:hAnsi="Times New Roman" w:cs="Times New Roman"/>
+        </w:rPr>
+        <w:t xml:space="preserve"> </w:t>
+      </w:r>
+      <w:r>
+        <w:rPr>
+          <w:rFonts w:ascii="Times New Roman" w:hAnsi="Times New Roman" w:cs="Times New Roman"/>
+        </w:rPr>
+        <w:t>Noticed that when animations weren’t resetting, and spoke with Niam Wong in class who recommended the fix of comparing the duration of the current animation with the number of ticks it contains times by the current swatting counter to determine if the animation should be reset.</w:t>
+      </w:r>
+    </w:p>
+    <w:p>
+      <w:pPr>
+        <w:rPr>
+          <w:rFonts w:ascii="Times New Roman" w:hAnsi="Times New Roman" w:cs="Times New Roman"/>
+        </w:rPr>
+      </w:pPr>
+      <w:r>
+        <w:rPr>
+          <w:rFonts w:ascii="Times New Roman" w:hAnsi="Times New Roman" w:cs="Times New Roman"/>
+        </w:rPr>
+        <w:drawing>
+          <wp:inline distT="0" distB="0" distL="0" distR="0" wp14:anchorId="2A7230C7" wp14:editId="6D03D61A">
+            <wp:extent cx="1400175" cy="1410547"/>
+            <wp:effectExtent l="0" t="0" r="0" b="0"/>
+            <wp:docPr id="1582217762" name="Picture 1"/>
+            <wp:cNvGraphicFramePr>
+              <a:graphicFrameLocks xmlns:a="http://schemas.openxmlformats.org/drawingml/2006/main" noChangeAspect="1"/>
+            </wp:cNvGraphicFramePr>
+            <a:graphic xmlns:a="http://schemas.openxmlformats.org/drawingml/2006/main">
+              <a:graphicData uri="http://schemas.openxmlformats.org/drawingml/2006/picture">
+                <pic:pic xmlns:pic="http://schemas.openxmlformats.org/drawingml/2006/picture">
+                  <pic:nvPicPr>
+                    <pic:cNvPr id="1582217762" name=""/>
+                    <pic:cNvPicPr/>
+                  </pic:nvPicPr>
+                  <pic:blipFill rotWithShape="1">
+                    <a:blip r:embed="rId9"/>
+                    <a:srcRect l="8942" t="21134" r="15610" b="6985"/>
+                    <a:stretch/>
+                  </pic:blipFill>
+                  <pic:spPr bwMode="auto">
+                    <a:xfrm>
+                      <a:off x="0" y="0"/>
+                      <a:ext cx="1411384" cy="1421839"/>
+                    </a:xfrm>
+                    <a:prstGeom prst="rect">
+                      <a:avLst/>
+                    </a:prstGeom>
+                    <a:ln>
+                      <a:noFill/>
+                    </a:ln>
+                    <a:extLst>
+                      <a:ext uri="{53640926-AAD7-44D8-BBD7-CCE9431645EC}">
+                        <a14:shadowObscured xmlns:a14="http://schemas.microsoft.com/office/drawing/2010/main"/>
+                      </a:ext>
+                    </a:extLst>
+                  </pic:spPr>
+                </pic:pic>
+              </a:graphicData>
+            </a:graphic>
+          </wp:inline>
+        </w:drawing>
+      </w:r>
+    </w:p>
+    <w:p>
+      <w:pPr>
+        <w:rPr>
+          <w:rFonts w:ascii="Times New Roman" w:hAnsi="Times New Roman" w:cs="Times New Roman"/>
+        </w:rPr>
+      </w:pPr>
+    </w:p>
+    <w:p>
+      <w:pPr>
+        <w:rPr>
+          <w:rFonts w:ascii="Times New Roman" w:hAnsi="Times New Roman" w:cs="Times New Roman"/>
+          <w:b/>
+          <w:bCs/>
+          <w:sz w:val="28"/>
+          <w:szCs w:val="28"/>
+        </w:rPr>
+      </w:pPr>
+      <w:r>
+        <w:rPr>
+          <w:rFonts w:ascii="Times New Roman" w:hAnsi="Times New Roman" w:cs="Times New Roman"/>
+          <w:b/>
+          <w:bCs/>
+          <w:sz w:val="28"/>
+          <w:szCs w:val="28"/>
+        </w:rPr>
+        <w:t>Windows:</w:t>
+      </w:r>
+    </w:p>
+    <w:p>
+      <w:pPr>
+        <w:rPr>
+          <w:rFonts w:ascii="Times New Roman" w:hAnsi="Times New Roman" w:cs="Times New Roman"/>
+        </w:rPr>
+      </w:pPr>
+      <w:r>
+        <w:rPr>
+          <w:rFonts w:ascii="Times New Roman" w:hAnsi="Times New Roman" w:cs="Times New Roman"/>
+        </w:rPr>
+        <w:t>Windows were originally dark. Replaced with glut solid cubes which would change colour like the bulbs from level 1</w:t>
+      </w:r>
+      <w:r>
+        <w:rPr>
+          <w:rFonts w:ascii="Times New Roman" w:hAnsi="Times New Roman" w:cs="Times New Roman"/>
+        </w:rPr>
+        <w:t xml:space="preserve"> to create a day and night scene</w:t>
+      </w:r>
+      <w:r>
+        <w:rPr>
+          <w:rFonts w:ascii="Times New Roman" w:hAnsi="Times New Roman" w:cs="Times New Roman"/>
+        </w:rPr>
+        <w:t xml:space="preserve">. Had problems with z fighting so removed the planes of the windows manually in Maya. </w:t>
+      </w:r>
+    </w:p>
+    <w:tbl>
+      <w:tblPr>
+        <w:tblStyle w:val="TableGrid"/>
+        <w:tblW w:w="0" w:type="auto"/>
+        <w:tblLook w:val="04A0" w:firstRow="1" w:lastRow="0" w:firstColumn="1" w:lastColumn="0" w:noHBand="0" w:noVBand="1"/>
+      </w:tblPr>
+      <w:tblGrid>
+        <w:gridCol w:w="3823"/>
+        <w:gridCol w:w="5193"/>
+      </w:tblGrid>
+      <w:tr>
+        <w:tc>
+          <w:tcPr>
+            <w:tcW w:w="3823" w:type="dxa"/>
+            <w:shd w:val="clear" w:color="auto" w:fill="FFF2CC" w:themeFill="accent4" w:themeFillTint="33"/>
+          </w:tcPr>
+          <w:p>
+            <w:pPr>
+              <w:rPr>
+                <w:rFonts w:ascii="Times New Roman" w:hAnsi="Times New Roman" w:cs="Times New Roman"/>
+              </w:rPr>
+            </w:pPr>
+            <w:r>
+              <w:rPr>
+                <w:rFonts w:ascii="Times New Roman" w:hAnsi="Times New Roman" w:cs="Times New Roman"/>
+              </w:rPr>
+              <w:t>Original</w:t>
+            </w:r>
+          </w:p>
+        </w:tc>
+        <w:tc>
+          <w:tcPr>
+            <w:tcW w:w="5193" w:type="dxa"/>
+            <w:shd w:val="clear" w:color="auto" w:fill="FFF2CC" w:themeFill="accent4" w:themeFillTint="33"/>
+          </w:tcPr>
+          <w:p>
+            <w:pPr>
+              <w:rPr>
+                <w:rFonts w:ascii="Times New Roman" w:hAnsi="Times New Roman" w:cs="Times New Roman"/>
+              </w:rPr>
+            </w:pPr>
+            <w:r>
+              <w:rPr>
+                <w:rFonts w:ascii="Times New Roman" w:hAnsi="Times New Roman" w:cs="Times New Roman"/>
+              </w:rPr>
+              <w:t>Replaced</w:t>
+            </w:r>
+          </w:p>
+        </w:tc>
+      </w:tr>
+      <w:tr>
+        <w:tc>
+          <w:tcPr>
+            <w:tcW w:w="3823" w:type="dxa"/>
+          </w:tcPr>
+          <w:p>
+            <w:pPr>
+              <w:rPr>
+                <w:rFonts w:ascii="Times New Roman" w:hAnsi="Times New Roman" w:cs="Times New Roman"/>
+              </w:rPr>
+            </w:pPr>
+            <w:r>
+              <w:rPr>
+                <w:rFonts w:ascii="Times New Roman" w:hAnsi="Times New Roman" w:cs="Times New Roman"/>
+                <w:noProof/>
+              </w:rPr>
+              <w:drawing>
+                <wp:inline distT="0" distB="0" distL="0" distR="0" wp14:anchorId="55B72F26" wp14:editId="747FE3EC">
+                  <wp:extent cx="1696281" cy="1580515"/>
+                  <wp:effectExtent l="0" t="0" r="0" b="635"/>
+                  <wp:docPr id="1890060426" name="Picture 1"/>
+                  <wp:cNvGraphicFramePr>
+                    <a:graphicFrameLocks xmlns:a="http://schemas.openxmlformats.org/drawingml/2006/main" noChangeAspect="1"/>
+                  </wp:cNvGraphicFramePr>
+                  <a:graphic xmlns:a="http://schemas.openxmlformats.org/drawingml/2006/main">
+                    <a:graphicData uri="http://schemas.openxmlformats.org/drawingml/2006/picture">
+                      <pic:pic xmlns:pic="http://schemas.openxmlformats.org/drawingml/2006/picture">
+                        <pic:nvPicPr>
+                          <pic:cNvPr id="1890060426" name=""/>
+                          <pic:cNvPicPr/>
+                        </pic:nvPicPr>
+                        <pic:blipFill>
+                          <a:blip r:embed="rId10"/>
+                          <a:stretch>
+                            <a:fillRect/>
+                          </a:stretch>
+                        </pic:blipFill>
+                        <pic:spPr>
+                          <a:xfrm>
+                            <a:off x="0" y="0"/>
+                            <a:ext cx="1709159" cy="1592515"/>
+                          </a:xfrm>
+                          <a:prstGeom prst="rect">
+                            <a:avLst/>
+                          </a:prstGeom>
+                        </pic:spPr>
+                      </pic:pic>
+                    </a:graphicData>
+                  </a:graphic>
+                </wp:inline>
+              </w:drawing>
+            </w:r>
+          </w:p>
+        </w:tc>
+        <w:tc>
+          <w:tcPr>
+            <w:tcW w:w="5193" w:type="dxa"/>
+          </w:tcPr>
+          <w:p>
+            <w:pPr>
+              <w:rPr>
+                <w:rFonts w:ascii="Times New Roman" w:hAnsi="Times New Roman" w:cs="Times New Roman"/>
+              </w:rPr>
+            </w:pPr>
+            <w:r>
+              <w:rPr>
+                <w:rFonts w:ascii="Times New Roman" w:hAnsi="Times New Roman" w:cs="Times New Roman"/>
+              </w:rPr>
+              <w:drawing>
+                <wp:inline distT="0" distB="0" distL="0" distR="0" wp14:anchorId="20BA27ED" wp14:editId="21285330">
+                  <wp:extent cx="1352550" cy="1584667"/>
+                  <wp:effectExtent l="0" t="0" r="0" b="0"/>
+                  <wp:docPr id="583750369" name="Picture 1"/>
+                  <wp:cNvGraphicFramePr>
+                    <a:graphicFrameLocks xmlns:a="http://schemas.openxmlformats.org/drawingml/2006/main" noChangeAspect="1"/>
+                  </wp:cNvGraphicFramePr>
+                  <a:graphic xmlns:a="http://schemas.openxmlformats.org/drawingml/2006/main">
+                    <a:graphicData uri="http://schemas.openxmlformats.org/drawingml/2006/picture">
+                      <pic:pic xmlns:pic="http://schemas.openxmlformats.org/drawingml/2006/picture">
+                        <pic:nvPicPr>
+                          <pic:cNvPr id="583750369" name=""/>
+                          <pic:cNvPicPr/>
+                        </pic:nvPicPr>
+                        <pic:blipFill>
+                          <a:blip r:embed="rId11"/>
+                          <a:stretch>
+                            <a:fillRect/>
+                          </a:stretch>
+                        </pic:blipFill>
+                        <pic:spPr>
+                          <a:xfrm>
+                            <a:off x="0" y="0"/>
+                            <a:ext cx="1364994" cy="1599247"/>
+                          </a:xfrm>
+                          <a:prstGeom prst="rect">
+                            <a:avLst/>
+                          </a:prstGeom>
+                        </pic:spPr>
+                      </pic:pic>
+                    </a:graphicData>
+                  </a:graphic>
+                </wp:inline>
+              </w:drawing>
+            </w:r>
+            <w:r>
+              <w:rPr>
+                <w:rFonts w:ascii="Times New Roman" w:hAnsi="Times New Roman" w:cs="Times New Roman"/>
+              </w:rPr>
+              <w:drawing>
+                <wp:inline distT="0" distB="0" distL="0" distR="0" wp14:anchorId="74C4ECAA" wp14:editId="73A76AFA">
+                  <wp:extent cx="1337098" cy="1571159"/>
+                  <wp:effectExtent l="0" t="0" r="0" b="0"/>
+                  <wp:docPr id="1239275050" name="Picture 1"/>
+                  <wp:cNvGraphicFramePr>
+                    <a:graphicFrameLocks xmlns:a="http://schemas.openxmlformats.org/drawingml/2006/main" noChangeAspect="1"/>
+                  </wp:cNvGraphicFramePr>
+                  <a:graphic xmlns:a="http://schemas.openxmlformats.org/drawingml/2006/main">
+                    <a:graphicData uri="http://schemas.openxmlformats.org/drawingml/2006/picture">
+                      <pic:pic xmlns:pic="http://schemas.openxmlformats.org/drawingml/2006/picture">
+                        <pic:nvPicPr>
+                          <pic:cNvPr id="1239275050" name=""/>
+                          <pic:cNvPicPr/>
+                        </pic:nvPicPr>
+                        <pic:blipFill>
+                          <a:blip r:embed="rId12"/>
+                          <a:stretch>
+                            <a:fillRect/>
+                          </a:stretch>
+                        </pic:blipFill>
+                        <pic:spPr>
+                          <a:xfrm>
+                            <a:off x="0" y="0"/>
+                            <a:ext cx="1349805" cy="1586090"/>
+                          </a:xfrm>
+                          <a:prstGeom prst="rect">
+                            <a:avLst/>
+                          </a:prstGeom>
+                        </pic:spPr>
+                      </pic:pic>
+                    </a:graphicData>
+                  </a:graphic>
+                </wp:inline>
+              </w:drawing>
+            </w:r>
+          </w:p>
+        </w:tc>
+      </w:tr>
+    </w:tbl>
+    <w:p>
+      <w:pPr>
+        <w:rPr>
+          <w:rFonts w:ascii="Times New Roman" w:hAnsi="Times New Roman" w:cs="Times New Roman"/>
+        </w:rPr>
+      </w:pPr>
+    </w:p>
+    <w:p>
+      <w:pPr>
+        <w:rPr>
+          <w:rFonts w:ascii="Times New Roman" w:hAnsi="Times New Roman" w:cs="Times New Roman"/>
+        </w:rPr>
+      </w:pPr>
+    </w:p>
+    <w:p>
+      <w:pPr>
+        <w:rPr>
+          <w:rFonts w:ascii="Times New Roman" w:hAnsi="Times New Roman" w:cs="Times New Roman"/>
+          <w:b/>
+          <w:bCs/>
+          <w:sz w:val="28"/>
+          <w:szCs w:val="28"/>
+        </w:rPr>
+      </w:pPr>
+      <w:r>
+        <w:rPr>
+          <w:rFonts w:ascii="Times New Roman" w:hAnsi="Times New Roman" w:cs="Times New Roman"/>
+          <w:b/>
+          <w:bCs/>
+          <w:sz w:val="28"/>
+          <w:szCs w:val="28"/>
+        </w:rPr>
+        <w:t>Loading the room:</w:t>
+      </w:r>
+    </w:p>
+    <w:p>
+      <w:pPr>
+        <w:rPr>
+          <w:rFonts w:ascii="Times New Roman" w:hAnsi="Times New Roman" w:cs="Times New Roman"/>
+        </w:rPr>
+      </w:pPr>
+      <w:r>
+        <w:rPr>
+          <w:rFonts w:ascii="Times New Roman" w:hAnsi="Times New Roman" w:cs="Times New Roman"/>
+        </w:rPr>
+        <w:t>I wanted the scene to look lived in, which would require lots of models, but to load in each model separately and manually plac</w:t>
+      </w:r>
+      <w:r>
+        <w:rPr>
+          <w:rFonts w:ascii="Times New Roman" w:hAnsi="Times New Roman" w:cs="Times New Roman"/>
+        </w:rPr>
+        <w:t>ing,</w:t>
+      </w:r>
+      <w:r>
+        <w:rPr>
+          <w:rFonts w:ascii="Times New Roman" w:hAnsi="Times New Roman" w:cs="Times New Roman"/>
+        </w:rPr>
+        <w:t xml:space="preserve"> siz</w:t>
+      </w:r>
+      <w:r>
+        <w:rPr>
+          <w:rFonts w:ascii="Times New Roman" w:hAnsi="Times New Roman" w:cs="Times New Roman"/>
+        </w:rPr>
+        <w:t>ing</w:t>
+      </w:r>
+      <w:r>
+        <w:rPr>
+          <w:rFonts w:ascii="Times New Roman" w:hAnsi="Times New Roman" w:cs="Times New Roman"/>
+        </w:rPr>
+        <w:t xml:space="preserve"> and rotat</w:t>
+      </w:r>
+      <w:r>
+        <w:rPr>
+          <w:rFonts w:ascii="Times New Roman" w:hAnsi="Times New Roman" w:cs="Times New Roman"/>
+        </w:rPr>
+        <w:t>ing</w:t>
+      </w:r>
+      <w:r>
+        <w:rPr>
+          <w:rFonts w:ascii="Times New Roman" w:hAnsi="Times New Roman" w:cs="Times New Roman"/>
+        </w:rPr>
+        <w:t xml:space="preserve"> </w:t>
+      </w:r>
+      <w:r>
+        <w:rPr>
+          <w:rFonts w:ascii="Times New Roman" w:hAnsi="Times New Roman" w:cs="Times New Roman"/>
+        </w:rPr>
+        <w:t xml:space="preserve">it </w:t>
+      </w:r>
+      <w:r>
+        <w:rPr>
+          <w:rFonts w:ascii="Times New Roman" w:hAnsi="Times New Roman" w:cs="Times New Roman"/>
+        </w:rPr>
+        <w:t>would have been an excessive amount of work</w:t>
+      </w:r>
+      <w:r>
+        <w:rPr>
+          <w:rFonts w:ascii="Times New Roman" w:hAnsi="Times New Roman" w:cs="Times New Roman"/>
+        </w:rPr>
+        <w:t>. To avoid this, while still achieving the intended result, I made a scene in Maya to visualise how everything would work together, making note of which models used different texture packs, and exporting each model pack as a singular model. Doing this also speeds up the time it takes to load the scene.</w:t>
+      </w:r>
+    </w:p>
+    <w:p>
+      <w:pPr>
+        <w:rPr>
+          <w:rFonts w:ascii="Times New Roman" w:hAnsi="Times New Roman" w:cs="Times New Roman"/>
+        </w:rPr>
+      </w:pPr>
+      <w:r>
+        <w:rPr>
+          <w:rFonts w:ascii="Times New Roman" w:hAnsi="Times New Roman" w:cs="Times New Roman"/>
+        </w:rPr>
+        <w:lastRenderedPageBreak/>
+        <w:drawing>
+          <wp:inline distT="0" distB="0" distL="0" distR="0" wp14:anchorId="0E9DB04E" wp14:editId="39FFB589">
+            <wp:extent cx="5731510" cy="3672840"/>
+            <wp:effectExtent l="0" t="0" r="2540" b="3810"/>
+            <wp:docPr id="1071217688" name="Picture 1"/>
+            <wp:cNvGraphicFramePr>
+              <a:graphicFrameLocks xmlns:a="http://schemas.openxmlformats.org/drawingml/2006/main" noChangeAspect="1"/>
+            </wp:cNvGraphicFramePr>
+            <a:graphic xmlns:a="http://schemas.openxmlformats.org/drawingml/2006/main">
+              <a:graphicData uri="http://schemas.openxmlformats.org/drawingml/2006/picture">
+                <pic:pic xmlns:pic="http://schemas.openxmlformats.org/drawingml/2006/picture">
+                  <pic:nvPicPr>
+                    <pic:cNvPr id="1071217688" name=""/>
+                    <pic:cNvPicPr/>
+                  </pic:nvPicPr>
+                  <pic:blipFill>
+                    <a:blip r:embed="rId13"/>
+                    <a:stretch>
+                      <a:fillRect/>
+                    </a:stretch>
+                  </pic:blipFill>
+                  <pic:spPr>
+                    <a:xfrm>
+                      <a:off x="0" y="0"/>
+                      <a:ext cx="5731510" cy="3672840"/>
+                    </a:xfrm>
+                    <a:prstGeom prst="rect">
+                      <a:avLst/>
+                    </a:prstGeom>
+                  </pic:spPr>
+                </pic:pic>
+              </a:graphicData>
+            </a:graphic>
+          </wp:inline>
+        </w:drawing>
+      </w:r>
+    </w:p>
+    <w:tbl>
+      <w:tblPr>
+        <w:tblStyle w:val="TableGrid"/>
+        <w:tblW w:w="0" w:type="auto"/>
+        <w:tblLook w:val="04A0" w:firstRow="1" w:lastRow="0" w:firstColumn="1" w:lastColumn="0" w:noHBand="0" w:noVBand="1"/>
+      </w:tblPr>
+      <w:tblGrid>
+        <w:gridCol w:w="4798"/>
+        <w:gridCol w:w="4218"/>
+      </w:tblGrid>
+      <w:tr>
+        <w:tc>
+          <w:tcPr>
+            <w:tcW w:w="4673" w:type="dxa"/>
+            <w:shd w:val="clear" w:color="auto" w:fill="FFF2CC" w:themeFill="accent4" w:themeFillTint="33"/>
+          </w:tcPr>
+          <w:p>
+            <w:pPr>
+              <w:rPr>
+                <w:rFonts w:ascii="Times New Roman" w:hAnsi="Times New Roman" w:cs="Times New Roman"/>
+              </w:rPr>
+            </w:pPr>
+            <w:r>
+              <w:rPr>
+                <w:rFonts w:ascii="Times New Roman" w:hAnsi="Times New Roman" w:cs="Times New Roman"/>
+              </w:rPr>
+              <w:t>Attempt</w:t>
+            </w:r>
+          </w:p>
+        </w:tc>
+        <w:tc>
+          <w:tcPr>
+            <w:tcW w:w="4343" w:type="dxa"/>
+            <w:shd w:val="clear" w:color="auto" w:fill="FFF2CC" w:themeFill="accent4" w:themeFillTint="33"/>
+          </w:tcPr>
+          <w:p>
+            <w:pPr>
+              <w:rPr>
+                <w:rFonts w:ascii="Times New Roman" w:hAnsi="Times New Roman" w:cs="Times New Roman"/>
+              </w:rPr>
+            </w:pPr>
+            <w:r>
+              <w:rPr>
+                <w:rFonts w:ascii="Times New Roman" w:hAnsi="Times New Roman" w:cs="Times New Roman"/>
+              </w:rPr>
+              <w:t>Fix</w:t>
+            </w:r>
+          </w:p>
+        </w:tc>
+      </w:tr>
+      <w:tr>
+        <w:tc>
+          <w:tcPr>
+            <w:tcW w:w="4673" w:type="dxa"/>
+          </w:tcPr>
+          <w:p>
+            <w:pPr>
+              <w:rPr>
+                <w:rFonts w:ascii="Times New Roman" w:hAnsi="Times New Roman" w:cs="Times New Roman"/>
+              </w:rPr>
+            </w:pPr>
+            <w:r>
+              <w:rPr>
+                <w:rFonts w:ascii="Times New Roman" w:hAnsi="Times New Roman" w:cs="Times New Roman"/>
+              </w:rPr>
+              <w:t>Beds used two textures, so I tr</w:t>
+            </w:r>
+            <w:r>
+              <w:rPr>
+                <w:rFonts w:ascii="Times New Roman" w:hAnsi="Times New Roman" w:cs="Times New Roman"/>
+              </w:rPr>
+              <w:t>ied loading .</w:t>
+            </w:r>
+            <w:proofErr w:type="spellStart"/>
+            <w:r>
+              <w:rPr>
+                <w:rFonts w:ascii="Times New Roman" w:hAnsi="Times New Roman" w:cs="Times New Roman"/>
+              </w:rPr>
+              <w:t>mtl</w:t>
+            </w:r>
+            <w:proofErr w:type="spellEnd"/>
+            <w:r>
+              <w:rPr>
+                <w:rFonts w:ascii="Times New Roman" w:hAnsi="Times New Roman" w:cs="Times New Roman"/>
+              </w:rPr>
+              <w:t xml:space="preserve"> materials into the obj. </w:t>
+            </w:r>
+            <w:r>
+              <w:rPr>
+                <w:rFonts w:ascii="Times New Roman" w:hAnsi="Times New Roman" w:cs="Times New Roman"/>
+              </w:rPr>
+              <w:t>using .</w:t>
+            </w:r>
+            <w:proofErr w:type="spellStart"/>
+            <w:r>
+              <w:rPr>
+                <w:rFonts w:ascii="Times New Roman" w:hAnsi="Times New Roman" w:cs="Times New Roman"/>
+              </w:rPr>
+              <w:t>loadMaterials</w:t>
+            </w:r>
+            <w:proofErr w:type="spellEnd"/>
+            <w:r>
+              <w:rPr>
+                <w:rFonts w:ascii="Times New Roman" w:hAnsi="Times New Roman" w:cs="Times New Roman"/>
+              </w:rPr>
+              <w:t xml:space="preserve"> – however this gave</w:t>
+            </w:r>
+            <w:r>
+              <w:rPr>
+                <w:rFonts w:ascii="Times New Roman" w:hAnsi="Times New Roman" w:cs="Times New Roman"/>
+              </w:rPr>
+              <w:t xml:space="preserve"> </w:t>
+            </w:r>
+            <w:r>
+              <w:rPr>
+                <w:rFonts w:ascii="Times New Roman" w:hAnsi="Times New Roman" w:cs="Times New Roman"/>
+              </w:rPr>
+              <w:t>the textures a</w:t>
+            </w:r>
+            <w:r>
+              <w:rPr>
+                <w:rFonts w:ascii="Times New Roman" w:hAnsi="Times New Roman" w:cs="Times New Roman"/>
+              </w:rPr>
+              <w:t xml:space="preserve"> dark </w:t>
+            </w:r>
+            <w:r>
+              <w:rPr>
+                <w:rFonts w:ascii="Times New Roman" w:hAnsi="Times New Roman" w:cs="Times New Roman"/>
+              </w:rPr>
+              <w:t>park tinge, and the sheets still were not loaded</w:t>
+            </w:r>
+            <w:r>
+              <w:rPr>
+                <w:rFonts w:ascii="Times New Roman" w:hAnsi="Times New Roman" w:cs="Times New Roman"/>
+              </w:rPr>
+              <w:t xml:space="preserve">. </w:t>
+            </w:r>
+            <w:r>
+              <w:rPr>
+                <w:rFonts w:ascii="Times New Roman" w:hAnsi="Times New Roman" w:cs="Times New Roman"/>
+                <w:noProof/>
+              </w:rPr>
+              <w:drawing>
+                <wp:anchor distT="0" distB="0" distL="114300" distR="114300" simplePos="0" relativeHeight="251660288" behindDoc="0" locked="0" layoutInCell="1" allowOverlap="1" wp14:anchorId="4BE27135" wp14:editId="01C8F7EA">
+                  <wp:simplePos x="0" y="0"/>
+                  <wp:positionH relativeFrom="column">
+                    <wp:posOffset>-65405</wp:posOffset>
+                  </wp:positionH>
+                  <wp:positionV relativeFrom="paragraph">
+                    <wp:posOffset>1270</wp:posOffset>
+                  </wp:positionV>
+                  <wp:extent cx="3074670" cy="1819275"/>
+                  <wp:effectExtent l="0" t="0" r="0" b="9525"/>
+                  <wp:wrapSquare wrapText="bothSides"/>
+                  <wp:docPr id="533194014" name="Picture 1"/>
+                  <wp:cNvGraphicFramePr>
+                    <a:graphicFrameLocks xmlns:a="http://schemas.openxmlformats.org/drawingml/2006/main" noChangeAspect="1"/>
+                  </wp:cNvGraphicFramePr>
+                  <a:graphic xmlns:a="http://schemas.openxmlformats.org/drawingml/2006/main">
+                    <a:graphicData uri="http://schemas.openxmlformats.org/drawingml/2006/picture">
+                      <pic:pic xmlns:pic="http://schemas.openxmlformats.org/drawingml/2006/picture">
+                        <pic:nvPicPr>
+                          <pic:cNvPr id="533194014" name=""/>
+                          <pic:cNvPicPr/>
+                        </pic:nvPicPr>
+                        <pic:blipFill>
+                          <a:blip r:embed="rId14" cstate="print">
+                            <a:extLst>
+                              <a:ext uri="{28A0092B-C50C-407E-A947-70E740481C1C}">
+                                <a14:useLocalDpi xmlns:a14="http://schemas.microsoft.com/office/drawing/2010/main" val="0"/>
+                              </a:ext>
+                            </a:extLst>
+                          </a:blip>
+                          <a:stretch>
+                            <a:fillRect/>
+                          </a:stretch>
+                        </pic:blipFill>
+                        <pic:spPr>
+                          <a:xfrm>
+                            <a:off x="0" y="0"/>
+                            <a:ext cx="3074670" cy="1819275"/>
+                          </a:xfrm>
+                          <a:prstGeom prst="rect">
+                            <a:avLst/>
+                          </a:prstGeom>
+                        </pic:spPr>
+                      </pic:pic>
+                    </a:graphicData>
+                  </a:graphic>
+                  <wp14:sizeRelH relativeFrom="page">
+                    <wp14:pctWidth>0</wp14:pctWidth>
+                  </wp14:sizeRelH>
+                  <wp14:sizeRelV relativeFrom="page">
+                    <wp14:pctHeight>0</wp14:pctHeight>
+                  </wp14:sizeRelV>
+                </wp:anchor>
+              </w:drawing>
+            </w:r>
+          </w:p>
+        </w:tc>
+        <w:tc>
+          <w:tcPr>
+            <w:tcW w:w="4343" w:type="dxa"/>
+          </w:tcPr>
+          <w:p>
+            <w:pPr>
+              <w:rPr>
+                <w:rFonts w:ascii="Times New Roman" w:hAnsi="Times New Roman" w:cs="Times New Roman"/>
+              </w:rPr>
+            </w:pPr>
+            <w:r>
+              <w:rPr>
+                <w:rFonts w:ascii="Times New Roman" w:hAnsi="Times New Roman" w:cs="Times New Roman"/>
+              </w:rPr>
+              <w:drawing>
+                <wp:anchor distT="0" distB="0" distL="114300" distR="114300" simplePos="0" relativeHeight="251661312" behindDoc="0" locked="0" layoutInCell="1" allowOverlap="1" wp14:anchorId="5EDC46C7" wp14:editId="2E9E1644">
+                  <wp:simplePos x="0" y="0"/>
+                  <wp:positionH relativeFrom="column">
+                    <wp:posOffset>-65086</wp:posOffset>
+                  </wp:positionH>
+                  <wp:positionV relativeFrom="paragraph">
+                    <wp:posOffset>1588</wp:posOffset>
+                  </wp:positionV>
+                  <wp:extent cx="2686050" cy="1798636"/>
+                  <wp:effectExtent l="0" t="0" r="0" b="0"/>
+                  <wp:wrapSquare wrapText="bothSides"/>
+                  <wp:docPr id="1148018099" name="Picture 1"/>
+                  <wp:cNvGraphicFramePr>
+                    <a:graphicFrameLocks xmlns:a="http://schemas.openxmlformats.org/drawingml/2006/main" noChangeAspect="1"/>
+                  </wp:cNvGraphicFramePr>
+                  <a:graphic xmlns:a="http://schemas.openxmlformats.org/drawingml/2006/main">
+                    <a:graphicData uri="http://schemas.openxmlformats.org/drawingml/2006/picture">
+                      <pic:pic xmlns:pic="http://schemas.openxmlformats.org/drawingml/2006/picture">
+                        <pic:nvPicPr>
+                          <pic:cNvPr id="1148018099" name=""/>
+                          <pic:cNvPicPr/>
+                        </pic:nvPicPr>
+                        <pic:blipFill>
+                          <a:blip r:embed="rId15" cstate="print">
+                            <a:extLst>
+                              <a:ext uri="{28A0092B-C50C-407E-A947-70E740481C1C}">
+                                <a14:useLocalDpi xmlns:a14="http://schemas.microsoft.com/office/drawing/2010/main" val="0"/>
+                              </a:ext>
+                            </a:extLst>
+                          </a:blip>
+                          <a:stretch>
+                            <a:fillRect/>
+                          </a:stretch>
+                        </pic:blipFill>
+                        <pic:spPr>
+                          <a:xfrm>
+                            <a:off x="0" y="0"/>
+                            <a:ext cx="2687626" cy="1799691"/>
+                          </a:xfrm>
+                          <a:prstGeom prst="rect">
+                            <a:avLst/>
+                          </a:prstGeom>
+                        </pic:spPr>
+                      </pic:pic>
+                    </a:graphicData>
+                  </a:graphic>
+                  <wp14:sizeRelH relativeFrom="page">
+                    <wp14:pctWidth>0</wp14:pctWidth>
+                  </wp14:sizeRelH>
+                  <wp14:sizeRelV relativeFrom="page">
+                    <wp14:pctHeight>0</wp14:pctHeight>
+                  </wp14:sizeRelV>
+                </wp:anchor>
+              </w:drawing>
+            </w:r>
+            <w:r>
+              <w:rPr>
+                <w:rFonts w:ascii="Times New Roman" w:hAnsi="Times New Roman" w:cs="Times New Roman"/>
+              </w:rPr>
+              <w:t xml:space="preserve">To fix I split the mesh into two parts, the base bed and the sheets, and loaded the sheets </w:t>
+            </w:r>
+            <w:r>
+              <w:rPr>
+                <w:rFonts w:ascii="Times New Roman" w:hAnsi="Times New Roman" w:cs="Times New Roman"/>
+              </w:rPr>
+              <w:t>separately</w:t>
+            </w:r>
+            <w:r>
+              <w:rPr>
+                <w:rFonts w:ascii="Times New Roman" w:hAnsi="Times New Roman" w:cs="Times New Roman"/>
+              </w:rPr>
+              <w:t>.</w:t>
+            </w:r>
+          </w:p>
+        </w:tc>
+      </w:tr>
+    </w:tbl>
+    <w:p>
+      <w:pPr>
+        <w:rPr>
+          <w:rFonts w:ascii="Times New Roman" w:hAnsi="Times New Roman" w:cs="Times New Roman"/>
+        </w:rPr>
+      </w:pPr>
+    </w:p>
+    <w:p>
+      <w:pPr>
+        <w:rPr>
+          <w:rFonts w:ascii="Times New Roman" w:hAnsi="Times New Roman" w:cs="Times New Roman"/>
+        </w:rPr>
+      </w:pPr>
+    </w:p>
+    <w:p>
+      <w:pPr>
+        <w:rPr>
+          <w:rFonts w:ascii="Times New Roman" w:hAnsi="Times New Roman" w:cs="Times New Roman"/>
+        </w:rPr>
+      </w:pPr>
+    </w:p>
+    <w:p>
+      <w:pPr>
+        <w:rPr>
+          <w:rFonts w:ascii="Times New Roman" w:hAnsi="Times New Roman" w:cs="Times New Roman"/>
+        </w:rPr>
+      </w:pPr>
+    </w:p>
+    <w:p>
+      <w:pPr>
+        <w:rPr>
+          <w:rFonts w:ascii="Times New Roman" w:hAnsi="Times New Roman" w:cs="Times New Roman"/>
+        </w:rPr>
+      </w:pPr>
+    </w:p>
+    <w:p>
+      <w:pPr>
+        <w:rPr>
+          <w:rFonts w:ascii="Times New Roman" w:hAnsi="Times New Roman" w:cs="Times New Roman"/>
+        </w:rPr>
+      </w:pPr>
+    </w:p>
+    <w:p>
+      <w:pPr>
+        <w:rPr>
+          <w:rFonts w:ascii="Times New Roman" w:hAnsi="Times New Roman" w:cs="Times New Roman"/>
+        </w:rPr>
+      </w:pPr>
+    </w:p>
+    <w:p>
+      <w:pPr>
+        <w:rPr>
+          <w:rFonts w:ascii="Times New Roman" w:hAnsi="Times New Roman" w:cs="Times New Roman"/>
+          <w:b/>
+          <w:bCs/>
+          <w:sz w:val="28"/>
+          <w:szCs w:val="28"/>
+        </w:rPr>
+      </w:pPr>
+      <w:r>
+        <w:rPr>
+          <w:rFonts w:ascii="Times New Roman" w:hAnsi="Times New Roman" w:cs="Times New Roman"/>
+          <w:b/>
+          <w:bCs/>
+          <w:sz w:val="28"/>
+          <w:szCs w:val="28"/>
+        </w:rPr>
+        <w:lastRenderedPageBreak/>
+        <w:t>Small changes:</w:t>
+      </w:r>
+      <w:r>
+        <w:rPr>
+          <w:rFonts w:ascii="Times New Roman" w:hAnsi="Times New Roman" w:cs="Times New Roman"/>
+        </w:rPr>
+        <w:t xml:space="preserve"> </w:t>
+      </w:r>
+    </w:p>
+    <w:p>
+      <w:pPr>
+        <w:rPr>
+          <w:rFonts w:ascii="Times New Roman" w:hAnsi="Times New Roman" w:cs="Times New Roman"/>
+        </w:rPr>
+      </w:pPr>
+      <w:r>
+        <w:rPr>
+          <w:rFonts w:ascii="Times New Roman" w:hAnsi="Times New Roman" w:cs="Times New Roman"/>
+        </w:rPr>
+        <w:drawing>
+          <wp:inline distT="0" distB="0" distL="0" distR="0" wp14:anchorId="287F7EC5" wp14:editId="3E2F032A">
+            <wp:extent cx="1514475" cy="1860963"/>
+            <wp:effectExtent l="0" t="0" r="0" b="6350"/>
+            <wp:docPr id="880468230" name="Picture 1"/>
+            <wp:cNvGraphicFramePr>
+              <a:graphicFrameLocks xmlns:a="http://schemas.openxmlformats.org/drawingml/2006/main" noChangeAspect="1"/>
+            </wp:cNvGraphicFramePr>
+            <a:graphic xmlns:a="http://schemas.openxmlformats.org/drawingml/2006/main">
+              <a:graphicData uri="http://schemas.openxmlformats.org/drawingml/2006/picture">
+                <pic:pic xmlns:pic="http://schemas.openxmlformats.org/drawingml/2006/picture">
+                  <pic:nvPicPr>
+                    <pic:cNvPr id="880468230" name=""/>
+                    <pic:cNvPicPr/>
+                  </pic:nvPicPr>
+                  <pic:blipFill>
+                    <a:blip r:embed="rId16"/>
+                    <a:stretch>
+                      <a:fillRect/>
+                    </a:stretch>
+                  </pic:blipFill>
+                  <pic:spPr>
+                    <a:xfrm>
+                      <a:off x="0" y="0"/>
+                      <a:ext cx="1533008" cy="1883736"/>
+                    </a:xfrm>
+                    <a:prstGeom prst="rect">
+                      <a:avLst/>
+                    </a:prstGeom>
+                  </pic:spPr>
+                </pic:pic>
+              </a:graphicData>
+            </a:graphic>
+          </wp:inline>
+        </w:drawing>
+      </w:r>
+      <w:r>
+        <w:rPr>
+          <w:rFonts w:ascii="Times New Roman" w:hAnsi="Times New Roman" w:cs="Times New Roman"/>
+        </w:rPr>
+        <w:drawing>
+          <wp:inline distT="0" distB="0" distL="0" distR="0" wp14:anchorId="40590300" wp14:editId="31D4F87C">
+            <wp:extent cx="2219325" cy="1874107"/>
+            <wp:effectExtent l="0" t="0" r="0" b="0"/>
+            <wp:docPr id="1592462005" name="Picture 1"/>
+            <wp:cNvGraphicFramePr>
+              <a:graphicFrameLocks xmlns:a="http://schemas.openxmlformats.org/drawingml/2006/main" noChangeAspect="1"/>
+            </wp:cNvGraphicFramePr>
+            <a:graphic xmlns:a="http://schemas.openxmlformats.org/drawingml/2006/main">
+              <a:graphicData uri="http://schemas.openxmlformats.org/drawingml/2006/picture">
+                <pic:pic xmlns:pic="http://schemas.openxmlformats.org/drawingml/2006/picture">
+                  <pic:nvPicPr>
+                    <pic:cNvPr id="1592462005" name=""/>
+                    <pic:cNvPicPr/>
+                  </pic:nvPicPr>
+                  <pic:blipFill>
+                    <a:blip r:embed="rId17"/>
+                    <a:stretch>
+                      <a:fillRect/>
+                    </a:stretch>
+                  </pic:blipFill>
+                  <pic:spPr>
+                    <a:xfrm flipH="1">
+                      <a:off x="0" y="0"/>
+                      <a:ext cx="2248661" cy="1898880"/>
+                    </a:xfrm>
+                    <a:prstGeom prst="rect">
+                      <a:avLst/>
+                    </a:prstGeom>
+                  </pic:spPr>
+                </pic:pic>
+              </a:graphicData>
+            </a:graphic>
+          </wp:inline>
+        </w:drawing>
+      </w:r>
+      <w:r>
+        <w:rPr>
+          <w:rFonts w:ascii="Times New Roman" w:hAnsi="Times New Roman" w:cs="Times New Roman"/>
+        </w:rPr>
+        <w:drawing>
+          <wp:inline distT="0" distB="0" distL="0" distR="0" wp14:anchorId="5729EF77" wp14:editId="7ED49878">
+            <wp:extent cx="1833563" cy="1884348"/>
+            <wp:effectExtent l="0" t="0" r="0" b="1905"/>
+            <wp:docPr id="1867244619" name="Picture 1"/>
+            <wp:cNvGraphicFramePr>
+              <a:graphicFrameLocks xmlns:a="http://schemas.openxmlformats.org/drawingml/2006/main" noChangeAspect="1"/>
+            </wp:cNvGraphicFramePr>
+            <a:graphic xmlns:a="http://schemas.openxmlformats.org/drawingml/2006/main">
+              <a:graphicData uri="http://schemas.openxmlformats.org/drawingml/2006/picture">
+                <pic:pic xmlns:pic="http://schemas.openxmlformats.org/drawingml/2006/picture">
+                  <pic:nvPicPr>
+                    <pic:cNvPr id="1867244619" name=""/>
+                    <pic:cNvPicPr/>
+                  </pic:nvPicPr>
+                  <pic:blipFill>
+                    <a:blip r:embed="rId18"/>
+                    <a:stretch>
+                      <a:fillRect/>
+                    </a:stretch>
+                  </pic:blipFill>
+                  <pic:spPr>
+                    <a:xfrm>
+                      <a:off x="0" y="0"/>
+                      <a:ext cx="1848170" cy="1899359"/>
+                    </a:xfrm>
+                    <a:prstGeom prst="rect">
+                      <a:avLst/>
+                    </a:prstGeom>
+                  </pic:spPr>
+                </pic:pic>
+              </a:graphicData>
+            </a:graphic>
+          </wp:inline>
+        </w:drawing>
+      </w:r>
+    </w:p>
+    <w:p>
+      <w:pPr>
+        <w:rPr>
+          <w:rFonts w:ascii="Times New Roman" w:hAnsi="Times New Roman" w:cs="Times New Roman"/>
+        </w:rPr>
+      </w:pPr>
+      <w:r>
+        <w:rPr>
+          <w:rFonts w:ascii="Times New Roman" w:hAnsi="Times New Roman" w:cs="Times New Roman"/>
+        </w:rPr>
+        <w:t>C</w:t>
+      </w:r>
+      <w:r>
+        <w:rPr>
+          <w:rFonts w:ascii="Times New Roman" w:hAnsi="Times New Roman" w:cs="Times New Roman"/>
+        </w:rPr>
+        <w:t xml:space="preserve">hanged lamps </w:t>
+      </w:r>
+      <w:r>
+        <w:rPr>
+          <w:rFonts w:ascii="Times New Roman" w:hAnsi="Times New Roman" w:cs="Times New Roman"/>
+        </w:rPr>
+        <w:t xml:space="preserve">from point lights </w:t>
+      </w:r>
+      <w:r>
+        <w:rPr>
+          <w:rFonts w:ascii="Times New Roman" w:hAnsi="Times New Roman" w:cs="Times New Roman"/>
+        </w:rPr>
+        <w:t>to spot lights</w:t>
+      </w:r>
+      <w:r>
+        <w:rPr>
+          <w:rFonts w:ascii="Times New Roman" w:hAnsi="Times New Roman" w:cs="Times New Roman"/>
+        </w:rPr>
+        <w:t xml:space="preserve"> to stand out more in the night scene.</w:t>
+      </w:r>
+    </w:p>
+    <w:p>
+      <w:pPr>
+        <w:rPr>
+          <w:rFonts w:ascii="Times New Roman" w:hAnsi="Times New Roman" w:cs="Times New Roman"/>
+        </w:rPr>
+      </w:pPr>
+      <w:r>
+        <w:rPr>
+          <w:rFonts w:ascii="Times New Roman" w:hAnsi="Times New Roman" w:cs="Times New Roman"/>
+        </w:rPr>
+        <w:drawing>
+          <wp:inline distT="0" distB="0" distL="0" distR="0" wp14:anchorId="0A3D802A" wp14:editId="165A764F">
+            <wp:extent cx="5731510" cy="2880360"/>
+            <wp:effectExtent l="0" t="0" r="2540" b="0"/>
+            <wp:docPr id="1695995519" name="Picture 1"/>
+            <wp:cNvGraphicFramePr>
+              <a:graphicFrameLocks xmlns:a="http://schemas.openxmlformats.org/drawingml/2006/main" noChangeAspect="1"/>
+            </wp:cNvGraphicFramePr>
+            <a:graphic xmlns:a="http://schemas.openxmlformats.org/drawingml/2006/main">
+              <a:graphicData uri="http://schemas.openxmlformats.org/drawingml/2006/picture">
+                <pic:pic xmlns:pic="http://schemas.openxmlformats.org/drawingml/2006/picture">
+                  <pic:nvPicPr>
+                    <pic:cNvPr id="1695995519" name=""/>
+                    <pic:cNvPicPr/>
+                  </pic:nvPicPr>
+                  <pic:blipFill>
+                    <a:blip r:embed="rId19"/>
+                    <a:stretch>
+                      <a:fillRect/>
+                    </a:stretch>
+                  </pic:blipFill>
+                  <pic:spPr>
+                    <a:xfrm>
+                      <a:off x="0" y="0"/>
+                      <a:ext cx="5731510" cy="2880360"/>
+                    </a:xfrm>
+                    <a:prstGeom prst="rect">
+                      <a:avLst/>
+                    </a:prstGeom>
+                  </pic:spPr>
+                </pic:pic>
+              </a:graphicData>
+            </a:graphic>
+          </wp:inline>
+        </w:drawing>
+      </w:r>
+    </w:p>
+    <w:p>
+      <w:pPr>
+        <w:rPr>
+          <w:rFonts w:ascii="Times New Roman" w:hAnsi="Times New Roman" w:cs="Times New Roman"/>
+        </w:rPr>
+      </w:pPr>
+      <w:r>
+        <w:rPr>
+          <w:rFonts w:ascii="Times New Roman" w:hAnsi="Times New Roman" w:cs="Times New Roman"/>
+        </w:rPr>
+        <w:t xml:space="preserve">Changed the </w:t>
       </w:r>
       <w:proofErr w:type="spellStart"/>
       <w:r>
-        <w:t>mtl</w:t>
+        <w:rPr>
+          <w:rFonts w:ascii="Times New Roman" w:hAnsi="Times New Roman" w:cs="Times New Roman"/>
+        </w:rPr>
+        <w:t>uv</w:t>
       </w:r>
       <w:proofErr w:type="spellEnd"/>
-      <w:proofErr w:type="gramEnd"/>
-      <w:r>
-        <w:t xml:space="preserve"> materials into the obj. made it look dark pinkish. To avoid separated the models into two parts.</w:t>
-      </w:r>
-    </w:p>
-    <w:p>
-      <w:r>
+      <w:r>
+        <w:rPr>
+          <w:rFonts w:ascii="Times New Roman" w:hAnsi="Times New Roman" w:cs="Times New Roman"/>
+        </w:rPr>
+        <w:t xml:space="preserve"> mapping to change colours to give more diversity in colours as they were all the same colour before.</w:t>
+      </w:r>
+    </w:p>
+    <w:p>
+      <w:pPr>
+        <w:rPr>
+          <w:rFonts w:ascii="Times New Roman" w:hAnsi="Times New Roman" w:cs="Times New Roman"/>
+        </w:rPr>
+      </w:pPr>
+      <w:r>
+        <w:rPr>
+          <w:rFonts w:ascii="Times New Roman" w:hAnsi="Times New Roman" w:cs="Times New Roman"/>
+        </w:rPr>
+        <w:drawing>
+          <wp:inline distT="0" distB="0" distL="0" distR="0" wp14:anchorId="0B98FFEA" wp14:editId="079E7CD8">
+            <wp:extent cx="2574336" cy="2176463"/>
+            <wp:effectExtent l="0" t="0" r="0" b="0"/>
+            <wp:docPr id="2024659465" name="Picture 1"/>
+            <wp:cNvGraphicFramePr>
+              <a:graphicFrameLocks xmlns:a="http://schemas.openxmlformats.org/drawingml/2006/main" noChangeAspect="1"/>
+            </wp:cNvGraphicFramePr>
+            <a:graphic xmlns:a="http://schemas.openxmlformats.org/drawingml/2006/main">
+              <a:graphicData uri="http://schemas.openxmlformats.org/drawingml/2006/picture">
+                <pic:pic xmlns:pic="http://schemas.openxmlformats.org/drawingml/2006/picture">
+                  <pic:nvPicPr>
+                    <pic:cNvPr id="2024659465" name=""/>
+                    <pic:cNvPicPr/>
+                  </pic:nvPicPr>
+                  <pic:blipFill>
+                    <a:blip r:embed="rId20"/>
+                    <a:stretch>
+                      <a:fillRect/>
+                    </a:stretch>
+                  </pic:blipFill>
+                  <pic:spPr>
+                    <a:xfrm>
+                      <a:off x="0" y="0"/>
+                      <a:ext cx="2582612" cy="2183460"/>
+                    </a:xfrm>
+                    <a:prstGeom prst="rect">
+                      <a:avLst/>
+                    </a:prstGeom>
+                  </pic:spPr>
+                </pic:pic>
+              </a:graphicData>
+            </a:graphic>
+          </wp:inline>
+        </w:drawing>
+      </w:r>
+    </w:p>
+    <w:p>
+      <w:pPr>
+        <w:rPr>
+          <w:rFonts w:ascii="Times New Roman" w:hAnsi="Times New Roman" w:cs="Times New Roman"/>
+        </w:rPr>
+      </w:pPr>
+      <w:r>
+        <w:rPr>
+          <w:rFonts w:ascii="Times New Roman" w:hAnsi="Times New Roman" w:cs="Times New Roman"/>
+        </w:rPr>
+        <w:t>Particle system moved to somewhere that makes sense</w:t>
+      </w:r>
+      <w:r>
+        <w:rPr>
+          <w:rFonts w:ascii="Times New Roman" w:hAnsi="Times New Roman" w:cs="Times New Roman"/>
+        </w:rPr>
+        <w:t xml:space="preserve">, and </w:t>
+      </w:r>
+      <w:r>
+        <w:rPr>
+          <w:rFonts w:ascii="Times New Roman" w:hAnsi="Times New Roman" w:cs="Times New Roman"/>
+        </w:rPr>
+        <w:t>made sure it would only appear at certain distance to avoid seeing extreme amounts of steam from far away.</w:t>
+      </w:r>
+      <w:r>
+        <w:rPr>
+          <w:rFonts w:ascii="Times New Roman" w:hAnsi="Times New Roman" w:cs="Times New Roman"/>
+        </w:rPr>
+        <w:t xml:space="preserve"> </w:t>
+      </w:r>
+    </w:p>
+    <w:p>
+      <w:pPr>
+        <w:rPr>
+          <w:rFonts w:ascii="Times New Roman" w:hAnsi="Times New Roman" w:cs="Times New Roman"/>
+          <w:b/>
+          <w:bCs/>
+          <w:sz w:val="28"/>
+          <w:szCs w:val="28"/>
+        </w:rPr>
+      </w:pPr>
+      <w:r>
+        <w:rPr>
+          <w:rFonts w:ascii="Times New Roman" w:hAnsi="Times New Roman" w:cs="Times New Roman"/>
+          <w:b/>
+          <w:bCs/>
+          <w:sz w:val="28"/>
+          <w:szCs w:val="28"/>
+        </w:rPr>
+        <w:lastRenderedPageBreak/>
         <w:t>References:</w:t>
       </w:r>
     </w:p>
     <w:p>
-      <w:r>
+      <w:pPr>
+        <w:rPr>
+          <w:rFonts w:ascii="Times New Roman" w:hAnsi="Times New Roman" w:cs="Times New Roman"/>
+        </w:rPr>
+      </w:pPr>
+      <w:r>
+        <w:rPr>
+          <w:rFonts w:ascii="Times New Roman" w:hAnsi="Times New Roman" w:cs="Times New Roman"/>
+        </w:rPr>
+        <w:t>Resetting animations: Niam Wong from class.</w:t>
+      </w:r>
+    </w:p>
+    <w:p>
+      <w:pPr>
+        <w:rPr>
+          <w:rFonts w:ascii="Times New Roman" w:hAnsi="Times New Roman" w:cs="Times New Roman"/>
+        </w:rPr>
+      </w:pPr>
+      <w:r>
+        <w:rPr>
+          <w:rFonts w:ascii="Times New Roman" w:hAnsi="Times New Roman" w:cs="Times New Roman"/>
+        </w:rPr>
         <w:t xml:space="preserve">Cel shading concept: OGLDEV (2022) </w:t>
       </w:r>
       <w:r>
-        <w:t>Toon Shading &amp; Rim Lighting // OpenGL Tutorial #34</w:t>
-      </w:r>
-      <w:r>
-        <w:t xml:space="preserve">. Around 1:42. Available at: </w:t>
-      </w:r>
-      <w:hyperlink r:id="rId7" w:history="1">
+        <w:rPr>
+          <w:rFonts w:ascii="Times New Roman" w:hAnsi="Times New Roman" w:cs="Times New Roman"/>
+          <w:i/>
+          <w:iCs/>
+        </w:rPr>
+        <w:t>Toon Shading &amp; Rim Lighting // OpenGL Tutorial #34.</w:t>
+      </w:r>
+      <w:r>
+        <w:rPr>
+          <w:rFonts w:ascii="Times New Roman" w:hAnsi="Times New Roman" w:cs="Times New Roman"/>
+        </w:rPr>
+        <w:t xml:space="preserve"> </w:t>
+      </w:r>
+      <w:r>
+        <w:rPr>
+          <w:rFonts w:ascii="Times New Roman" w:hAnsi="Times New Roman" w:cs="Times New Roman"/>
+          <w:b/>
+          <w:bCs/>
+        </w:rPr>
+        <w:t>Around 1:42</w:t>
+      </w:r>
+      <w:r>
+        <w:rPr>
+          <w:rFonts w:ascii="Times New Roman" w:hAnsi="Times New Roman" w:cs="Times New Roman"/>
+        </w:rPr>
+        <w:t xml:space="preserve">. Available at: </w:t>
+      </w:r>
+      <w:hyperlink r:id="rId21" w:history="1">
         <w:r>
           <w:rPr>
             <w:rStyle w:val="Hyperlink"/>
+            <w:rFonts w:ascii="Times New Roman" w:hAnsi="Times New Roman" w:cs="Times New Roman"/>
           </w:rPr>
           <w:t>https://www.youtube.com/watch?v=h15kTY3aWaY</w:t>
         </w:r>
       </w:hyperlink>
       <w:r>
+        <w:rPr>
+          <w:rFonts w:ascii="Times New Roman" w:hAnsi="Times New Roman" w:cs="Times New Roman"/>
+        </w:rPr>
         <w:t xml:space="preserve"> Last accessed: 7 April 2025</w:t>
       </w:r>
-    </w:p>
-    <w:p>
-      <w:r>
-        <w:lastRenderedPageBreak/>
-        <w:t xml:space="preserve">Saturation: minus34 (2015) Cesium1 </w:t>
+      <w:r>
+        <w:rPr>
+          <w:rFonts w:ascii="Times New Roman" w:hAnsi="Times New Roman" w:cs="Times New Roman"/>
+        </w:rPr>
+        <w:t>.</w:t>
+      </w:r>
+    </w:p>
+    <w:p>
+      <w:pPr>
+        <w:rPr>
+          <w:rFonts w:ascii="Times New Roman" w:hAnsi="Times New Roman" w:cs="Times New Roman"/>
+        </w:rPr>
+      </w:pPr>
+      <w:r>
+        <w:rPr>
+          <w:rFonts w:ascii="Times New Roman" w:hAnsi="Times New Roman" w:cs="Times New Roman"/>
+        </w:rPr>
+        <w:t xml:space="preserve">Saturation: minus34 (2015) </w:t>
+      </w:r>
+      <w:r>
+        <w:rPr>
+          <w:rFonts w:ascii="Times New Roman" w:hAnsi="Times New Roman" w:cs="Times New Roman"/>
+          <w:i/>
+          <w:iCs/>
+        </w:rPr>
+        <w:t xml:space="preserve">Cesium1 </w:t>
       </w:r>
       <w:proofErr w:type="spellStart"/>
       <w:r>
+        <w:rPr>
+          <w:rFonts w:ascii="Times New Roman" w:hAnsi="Times New Roman" w:cs="Times New Roman"/>
+          <w:i/>
+          <w:iCs/>
+        </w:rPr>
         <w:t>Github</w:t>
       </w:r>
       <w:proofErr w:type="spellEnd"/>
       <w:r>
-        <w:t xml:space="preserve"> Repo. Available at: </w:t>
-      </w:r>
-      <w:hyperlink r:id="rId8" w:history="1">
+        <w:rPr>
+          <w:rFonts w:ascii="Times New Roman" w:hAnsi="Times New Roman" w:cs="Times New Roman"/>
+          <w:i/>
+          <w:iCs/>
+        </w:rPr>
+        <w:t xml:space="preserve"> Repo.</w:t>
+      </w:r>
+      <w:r>
+        <w:rPr>
+          <w:rFonts w:ascii="Times New Roman" w:hAnsi="Times New Roman" w:cs="Times New Roman"/>
+        </w:rPr>
+        <w:t xml:space="preserve"> Available at: </w:t>
+      </w:r>
+      <w:hyperlink r:id="rId22" w:history="1">
         <w:r>
           <w:rPr>
             <w:rStyle w:val="Hyperlink"/>
+            <w:rFonts w:ascii="Times New Roman" w:hAnsi="Times New Roman" w:cs="Times New Roman"/>
           </w:rPr>
           <w:t>https://github.com/minus34/cesium1/blob/master/Cesium/Shaders/Builtin/Functions/saturation.glsl</w:t>
         </w:r>
       </w:hyperlink>
       <w:r>
+        <w:rPr>
+          <w:rFonts w:ascii="Times New Roman" w:hAnsi="Times New Roman" w:cs="Times New Roman"/>
+        </w:rPr>
         <w:t xml:space="preserve"> Last accessed: 7 April 2025</w:t>
       </w:r>
-    </w:p>
-    <w:p/>
+      <w:r>
+        <w:rPr>
+          <w:rFonts w:ascii="Times New Roman" w:hAnsi="Times New Roman" w:cs="Times New Roman"/>
+        </w:rPr>
+        <w:t>.</w:t>
+      </w:r>
+    </w:p>
+    <w:p>
+      <w:pPr>
+        <w:rPr>
+          <w:rFonts w:ascii="Times New Roman" w:hAnsi="Times New Roman" w:cs="Times New Roman"/>
+          <w:b/>
+          <w:bCs/>
+          <w:sz w:val="28"/>
+          <w:szCs w:val="28"/>
+        </w:rPr>
+      </w:pPr>
+      <w:r>
+        <w:rPr>
+          <w:rFonts w:ascii="Times New Roman" w:hAnsi="Times New Roman" w:cs="Times New Roman"/>
+          <w:b/>
+          <w:bCs/>
+          <w:sz w:val="28"/>
+          <w:szCs w:val="28"/>
+        </w:rPr>
+        <w:t xml:space="preserve">Assets: </w:t>
+      </w:r>
+    </w:p>
+    <w:p>
+      <w:pPr>
+        <w:rPr>
+          <w:rFonts w:ascii="Times New Roman" w:hAnsi="Times New Roman" w:cs="Times New Roman"/>
+        </w:rPr>
+      </w:pPr>
+      <w:r>
+        <w:rPr>
+          <w:rFonts w:ascii="Times New Roman" w:hAnsi="Times New Roman" w:cs="Times New Roman"/>
+        </w:rPr>
+        <w:t xml:space="preserve">Cat model: </w:t>
+      </w:r>
+      <w:proofErr w:type="spellStart"/>
+      <w:r>
+        <w:rPr>
+          <w:rFonts w:ascii="Times New Roman" w:hAnsi="Times New Roman" w:cs="Times New Roman"/>
+        </w:rPr>
+        <w:t>Shohrukhi</w:t>
+      </w:r>
+      <w:proofErr w:type="spellEnd"/>
+      <w:r>
+        <w:rPr>
+          <w:rFonts w:ascii="Times New Roman" w:hAnsi="Times New Roman" w:cs="Times New Roman"/>
+        </w:rPr>
+        <w:t xml:space="preserve"> et el. (2024) </w:t>
+      </w:r>
+      <w:r>
+        <w:rPr>
+          <w:rFonts w:ascii="Times New Roman" w:hAnsi="Times New Roman" w:cs="Times New Roman"/>
+          <w:i/>
+          <w:iCs/>
+        </w:rPr>
+        <w:t>Cat-Astrophic</w:t>
+      </w:r>
+      <w:r>
+        <w:rPr>
+          <w:rFonts w:ascii="Times New Roman" w:hAnsi="Times New Roman" w:cs="Times New Roman"/>
+        </w:rPr>
+        <w:t xml:space="preserve">. Available at: </w:t>
+      </w:r>
+      <w:hyperlink r:id="rId23" w:history="1">
+        <w:r>
+          <w:rPr>
+            <w:rStyle w:val="Hyperlink"/>
+            <w:rFonts w:ascii="Times New Roman" w:hAnsi="Times New Roman" w:cs="Times New Roman"/>
+          </w:rPr>
+          <w:t>https://shohrukhi.itch.io/cat-astrophic</w:t>
+        </w:r>
+      </w:hyperlink>
+      <w:r>
+        <w:rPr>
+          <w:rFonts w:ascii="Times New Roman" w:hAnsi="Times New Roman" w:cs="Times New Roman"/>
+        </w:rPr>
+        <w:t xml:space="preserve"> Last accessed: 29 April 2025.</w:t>
+      </w:r>
+    </w:p>
+    <w:p>
+      <w:pPr>
+        <w:rPr>
+          <w:rFonts w:ascii="Times New Roman" w:hAnsi="Times New Roman" w:cs="Times New Roman"/>
+        </w:rPr>
+      </w:pPr>
+      <w:r>
+        <w:rPr>
+          <w:rFonts w:ascii="Times New Roman" w:hAnsi="Times New Roman" w:cs="Times New Roman"/>
+        </w:rPr>
+        <w:t xml:space="preserve">Kitchen, bathroom, bedroom, plants etc: Tiny Treats (2025) </w:t>
+      </w:r>
+      <w:r>
+        <w:rPr>
+          <w:rFonts w:ascii="Times New Roman" w:hAnsi="Times New Roman" w:cs="Times New Roman"/>
+          <w:i/>
+          <w:iCs/>
+        </w:rPr>
+        <w:t>House Plants set</w:t>
+      </w:r>
+      <w:r>
+        <w:rPr>
+          <w:rFonts w:ascii="Times New Roman" w:hAnsi="Times New Roman" w:cs="Times New Roman"/>
+        </w:rPr>
+        <w:t xml:space="preserve">, </w:t>
+      </w:r>
+      <w:r>
+        <w:rPr>
+          <w:rFonts w:ascii="Times New Roman" w:hAnsi="Times New Roman" w:cs="Times New Roman"/>
+          <w:i/>
+          <w:iCs/>
+        </w:rPr>
+        <w:t>Charming Kitchen set</w:t>
+      </w:r>
+      <w:r>
+        <w:rPr>
+          <w:rFonts w:ascii="Times New Roman" w:hAnsi="Times New Roman" w:cs="Times New Roman"/>
+        </w:rPr>
+        <w:t xml:space="preserve">, </w:t>
+      </w:r>
+      <w:r>
+        <w:rPr>
+          <w:rFonts w:ascii="Times New Roman" w:hAnsi="Times New Roman" w:cs="Times New Roman"/>
+          <w:i/>
+          <w:iCs/>
+        </w:rPr>
+        <w:t>Playful Bedroom set</w:t>
+      </w:r>
+      <w:r>
+        <w:rPr>
+          <w:rFonts w:ascii="Times New Roman" w:hAnsi="Times New Roman" w:cs="Times New Roman"/>
+        </w:rPr>
+        <w:t xml:space="preserve"> and </w:t>
+      </w:r>
+      <w:r>
+        <w:rPr>
+          <w:rFonts w:ascii="Times New Roman" w:hAnsi="Times New Roman" w:cs="Times New Roman"/>
+          <w:i/>
+          <w:iCs/>
+        </w:rPr>
+        <w:t>Bubbly Bathroom set</w:t>
+      </w:r>
+      <w:r>
+        <w:rPr>
+          <w:rFonts w:ascii="Times New Roman" w:hAnsi="Times New Roman" w:cs="Times New Roman"/>
+        </w:rPr>
+        <w:t xml:space="preserve">. Available at: </w:t>
+      </w:r>
+      <w:hyperlink r:id="rId24" w:history="1">
+        <w:r>
+          <w:rPr>
+            <w:rStyle w:val="Hyperlink"/>
+            <w:rFonts w:ascii="Times New Roman" w:hAnsi="Times New Roman" w:cs="Times New Roman"/>
+          </w:rPr>
+          <w:t>https://tinytreats.itch.io</w:t>
+        </w:r>
+      </w:hyperlink>
+      <w:r>
+        <w:rPr>
+          <w:rFonts w:ascii="Times New Roman" w:hAnsi="Times New Roman" w:cs="Times New Roman"/>
+        </w:rPr>
+        <w:t xml:space="preserve"> </w:t>
+      </w:r>
+      <w:r>
+        <w:rPr>
+          <w:rFonts w:ascii="Times New Roman" w:hAnsi="Times New Roman" w:cs="Times New Roman"/>
+        </w:rPr>
+        <w:t>Last accessed: 29 April 2025.</w:t>
+      </w:r>
+    </w:p>
+    <w:p>
+      <w:pPr>
+        <w:rPr>
+          <w:rFonts w:ascii="Times New Roman" w:hAnsi="Times New Roman" w:cs="Times New Roman"/>
+        </w:rPr>
+      </w:pPr>
+      <w:r>
+        <w:rPr>
+          <w:rFonts w:ascii="Times New Roman" w:hAnsi="Times New Roman" w:cs="Times New Roman"/>
+        </w:rPr>
+        <w:t xml:space="preserve">Living room and misc.: Lousberg K. (2023) </w:t>
+      </w:r>
+      <w:proofErr w:type="spellStart"/>
+      <w:r>
+        <w:rPr>
+          <w:rFonts w:ascii="Times New Roman" w:hAnsi="Times New Roman" w:cs="Times New Roman"/>
+          <w:i/>
+          <w:iCs/>
+        </w:rPr>
+        <w:t>KayKit</w:t>
+      </w:r>
+      <w:proofErr w:type="spellEnd"/>
+      <w:r>
+        <w:rPr>
+          <w:rFonts w:ascii="Times New Roman" w:hAnsi="Times New Roman" w:cs="Times New Roman"/>
+          <w:i/>
+          <w:iCs/>
+        </w:rPr>
+        <w:t xml:space="preserve"> Furniture Bits</w:t>
+      </w:r>
+      <w:r>
+        <w:rPr>
+          <w:rFonts w:ascii="Times New Roman" w:hAnsi="Times New Roman" w:cs="Times New Roman"/>
+        </w:rPr>
+        <w:t xml:space="preserve">. Available at: </w:t>
+      </w:r>
+      <w:hyperlink r:id="rId25" w:history="1">
+        <w:r>
+          <w:rPr>
+            <w:rStyle w:val="Hyperlink"/>
+            <w:rFonts w:ascii="Times New Roman" w:hAnsi="Times New Roman" w:cs="Times New Roman"/>
+          </w:rPr>
+          <w:t>https://kaylousberg.itch.io/furniture-bits</w:t>
+        </w:r>
+      </w:hyperlink>
+      <w:r>
+        <w:rPr>
+          <w:rFonts w:ascii="Times New Roman" w:hAnsi="Times New Roman" w:cs="Times New Roman"/>
+        </w:rPr>
+        <w:t xml:space="preserve"> </w:t>
+      </w:r>
+      <w:r>
+        <w:rPr>
+          <w:rFonts w:ascii="Times New Roman" w:hAnsi="Times New Roman" w:cs="Times New Roman"/>
+        </w:rPr>
+        <w:t>Last accessed: 29 April 2025.</w:t>
+      </w:r>
+    </w:p>
+    <w:p>
+      <w:pPr>
+        <w:rPr>
+          <w:rFonts w:ascii="Times New Roman" w:hAnsi="Times New Roman" w:cs="Times New Roman"/>
+        </w:rPr>
+      </w:pPr>
+    </w:p>
     <w:sectPr>
       <w:pgSz w:w="11906" w:h="16838"/>
       <w:pgMar w:top="1440" w:right="1440" w:bottom="1440" w:left="1440" w:header="708" w:footer="708" w:gutter="0"/>
@@ -616,6 +2548,7 @@
   <w:style w:type="paragraph" w:default="1" w:styleId="Normal">
     <w:name w:val="Normal"/>
     <w:qFormat/>
+    <w:rsid w:val="00292B09"/>
   </w:style>
   <w:style w:type="paragraph" w:styleId="Heading1">
     <w:name w:val="heading 1"/>
@@ -819,6 +2752,7 @@
   <w:style w:type="character" w:default="1" w:styleId="DefaultParagraphFont">
     <w:name w:val="Default Paragraph Font"/>
     <w:uiPriority w:val="1"/>
+    <w:semiHidden/>
     <w:unhideWhenUsed/>
   </w:style>
   <w:style w:type="table" w:default="1" w:styleId="TableNormal">
@@ -1154,6 +3088,25 @@
       <w:color w:val="605E5C"/>
       <w:shd w:val="clear" w:color="auto" w:fill="E1DFDD"/>
     </w:rPr>
+  </w:style>
+  <w:style w:type="table" w:styleId="TableGrid">
+    <w:name w:val="Table Grid"/>
+    <w:basedOn w:val="TableNormal"/>
+    <w:uiPriority w:val="39"/>
+    <w:rsid w:val="00907BE8"/>
+    <w:pPr>
+      <w:spacing w:after="0" w:line="240" w:lineRule="auto"/>
+    </w:pPr>
+    <w:tblPr>
+      <w:tblBorders>
+        <w:top w:val="single" w:sz="4" w:space="0" w:color="auto"/>
+        <w:left w:val="single" w:sz="4" w:space="0" w:color="auto"/>
+        <w:bottom w:val="single" w:sz="4" w:space="0" w:color="auto"/>
+        <w:right w:val="single" w:sz="4" w:space="0" w:color="auto"/>
+        <w:insideH w:val="single" w:sz="4" w:space="0" w:color="auto"/>
+        <w:insideV w:val="single" w:sz="4" w:space="0" w:color="auto"/>
+      </w:tblBorders>
+    </w:tblPr>
   </w:style>
 </w:styles>
 </file>

--- a/K2234682_Level3_Report.docx
+++ b/K2234682_Level3_Report.docx
@@ -64,21 +64,7 @@
         <w:rPr>
           <w:rFonts w:ascii="Times New Roman" w:hAnsi="Times New Roman" w:cs="Times New Roman"/>
         </w:rPr>
-        <w:t xml:space="preserve"> Cat-Astrophic (</w:t>
-      </w:r>
-      <w:proofErr w:type="spellStart"/>
-      <w:r>
-        <w:rPr>
-          <w:rFonts w:ascii="Times New Roman" w:hAnsi="Times New Roman" w:cs="Times New Roman"/>
-        </w:rPr>
-        <w:t>Shohrukhi</w:t>
-      </w:r>
-      <w:proofErr w:type="spellEnd"/>
-      <w:r>
-        <w:rPr>
-          <w:rFonts w:ascii="Times New Roman" w:hAnsi="Times New Roman" w:cs="Times New Roman"/>
-        </w:rPr>
-        <w:t xml:space="preserve"> et al., 2024), I decided to alter my indoor scene to be a cute house scene where the player is a cat in near first-person view. Wanted it to be bright, colourful and cartoony.</w:t>
+        <w:t xml:space="preserve"> Cat-Astrophic (Shohrukhi et al., 2024), I decided to alter my indoor scene to be a cute house scene where the player is a cat in near first-person view. Wanted it to be bright, colourful and cartoony.</w:t>
       </w:r>
     </w:p>
     <w:p>
@@ -173,6 +159,7 @@
             <w:r>
               <w:rPr>
                 <w:rFonts w:ascii="Times New Roman" w:hAnsi="Times New Roman" w:cs="Times New Roman"/>
+                <w:noProof/>
               </w:rPr>
               <w:drawing>
                 <wp:anchor distT="0" distB="0" distL="114300" distR="114300" simplePos="0" relativeHeight="251659264" behindDoc="0" locked="0" layoutInCell="1" allowOverlap="1" wp14:anchorId="3B89EF05" wp14:editId="2F3BAF9C">
@@ -412,6 +399,7 @@
       <w:r>
         <w:rPr>
           <w:rFonts w:ascii="Times New Roman" w:hAnsi="Times New Roman" w:cs="Times New Roman"/>
+          <w:noProof/>
         </w:rPr>
         <w:drawing>
           <wp:inline distT="0" distB="0" distL="0" distR="0" wp14:anchorId="3A619337" wp14:editId="34770C8D">
@@ -504,6 +492,7 @@
       <w:r>
         <w:rPr>
           <w:rFonts w:ascii="Times New Roman" w:hAnsi="Times New Roman" w:cs="Times New Roman"/>
+          <w:noProof/>
         </w:rPr>
         <w:drawing>
           <wp:inline distT="0" distB="0" distL="0" distR="0" wp14:anchorId="1C6A958F" wp14:editId="5CC6AB12">
@@ -612,6 +601,7 @@
       <w:r>
         <w:rPr>
           <w:rFonts w:ascii="Times New Roman" w:hAnsi="Times New Roman" w:cs="Times New Roman"/>
+          <w:noProof/>
         </w:rPr>
         <w:drawing>
           <wp:inline distT="0" distB="0" distL="0" distR="0" wp14:anchorId="2A7230C7" wp14:editId="6D03D61A">
@@ -827,6 +817,7 @@
             <w:r>
               <w:rPr>
                 <w:rFonts w:ascii="Times New Roman" w:hAnsi="Times New Roman" w:cs="Times New Roman"/>
+                <w:noProof/>
               </w:rPr>
               <w:drawing>
                 <wp:inline distT="0" distB="0" distL="0" distR="0" wp14:anchorId="20BA27ED" wp14:editId="21285330">
@@ -867,6 +858,7 @@
             <w:r>
               <w:rPr>
                 <w:rFonts w:ascii="Times New Roman" w:hAnsi="Times New Roman" w:cs="Times New Roman"/>
+                <w:noProof/>
               </w:rPr>
               <w:drawing>
                 <wp:inline distT="0" distB="0" distL="0" distR="0" wp14:anchorId="74C4ECAA" wp14:editId="73A76AFA">
@@ -1001,7 +993,13 @@
         <w:rPr>
           <w:rFonts w:ascii="Times New Roman" w:hAnsi="Times New Roman" w:cs="Times New Roman"/>
         </w:rPr>
-        <w:t>would have been an excessive amount of work</w:t>
+        <w:t xml:space="preserve">would have been </w:t>
+      </w:r>
+      <w:r>
+        <w:rPr>
+          <w:rFonts w:ascii="Times New Roman" w:hAnsi="Times New Roman" w:cs="Times New Roman"/>
+        </w:rPr>
+        <w:t>inefficient</w:t>
       </w:r>
       <w:r>
         <w:rPr>
@@ -1019,6 +1017,7 @@
       <w:r>
         <w:rPr>
           <w:rFonts w:ascii="Times New Roman" w:hAnsi="Times New Roman" w:cs="Times New Roman"/>
+          <w:noProof/>
         </w:rPr>
         <w:lastRenderedPageBreak/>
         <w:drawing>
@@ -1129,41 +1128,13 @@
               <w:rPr>
                 <w:rFonts w:ascii="Times New Roman" w:hAnsi="Times New Roman" w:cs="Times New Roman"/>
               </w:rPr>
-              <w:t>ied loading .</w:t>
-            </w:r>
-            <w:proofErr w:type="spellStart"/>
-            <w:r>
-              <w:rPr>
-                <w:rFonts w:ascii="Times New Roman" w:hAnsi="Times New Roman" w:cs="Times New Roman"/>
-              </w:rPr>
-              <w:t>mtl</w:t>
-            </w:r>
-            <w:proofErr w:type="spellEnd"/>
-            <w:r>
-              <w:rPr>
-                <w:rFonts w:ascii="Times New Roman" w:hAnsi="Times New Roman" w:cs="Times New Roman"/>
-              </w:rPr>
-              <w:t xml:space="preserve"> materials into the obj. </w:t>
+              <w:t xml:space="preserve">ied loading .mtl materials into the obj. </w:t>
             </w:r>
             <w:r>
               <w:rPr>
                 <w:rFonts w:ascii="Times New Roman" w:hAnsi="Times New Roman" w:cs="Times New Roman"/>
               </w:rPr>
-              <w:t>using .</w:t>
-            </w:r>
-            <w:proofErr w:type="spellStart"/>
-            <w:r>
-              <w:rPr>
-                <w:rFonts w:ascii="Times New Roman" w:hAnsi="Times New Roman" w:cs="Times New Roman"/>
-              </w:rPr>
-              <w:t>loadMaterials</w:t>
-            </w:r>
-            <w:proofErr w:type="spellEnd"/>
-            <w:r>
-              <w:rPr>
-                <w:rFonts w:ascii="Times New Roman" w:hAnsi="Times New Roman" w:cs="Times New Roman"/>
-              </w:rPr>
-              <w:t xml:space="preserve"> – however this gave</w:t>
+              <w:t>using .loadMaterials – however this gave</w:t>
             </w:r>
             <w:r>
               <w:rPr>
@@ -1201,7 +1172,7 @@
                 <w:noProof/>
               </w:rPr>
               <w:drawing>
-                <wp:anchor distT="0" distB="0" distL="114300" distR="114300" simplePos="0" relativeHeight="251660288" behindDoc="0" locked="0" layoutInCell="1" allowOverlap="1" wp14:anchorId="4BE27135" wp14:editId="01C8F7EA">
+                <wp:anchor distT="0" distB="0" distL="114300" distR="114300" simplePos="0" relativeHeight="251660288" behindDoc="0" locked="0" layoutInCell="1" allowOverlap="1" wp14:anchorId="4BE27135" wp14:editId="13293088">
                   <wp:simplePos x="0" y="0"/>
                   <wp:positionH relativeFrom="column">
                     <wp:posOffset>-65405</wp:posOffset>
@@ -1271,6 +1242,7 @@
             <w:r>
               <w:rPr>
                 <w:rFonts w:ascii="Times New Roman" w:hAnsi="Times New Roman" w:cs="Times New Roman"/>
+                <w:noProof/>
               </w:rPr>
               <w:drawing>
                 <wp:anchor distT="0" distB="0" distL="114300" distR="114300" simplePos="0" relativeHeight="251661312" behindDoc="0" locked="0" layoutInCell="1" allowOverlap="1" wp14:anchorId="5EDC46C7" wp14:editId="2E9E1644">
@@ -1436,6 +1408,7 @@
       <w:r>
         <w:rPr>
           <w:rFonts w:ascii="Times New Roman" w:hAnsi="Times New Roman" w:cs="Times New Roman"/>
+          <w:noProof/>
         </w:rPr>
         <w:drawing>
           <wp:inline distT="0" distB="0" distL="0" distR="0" wp14:anchorId="287F7EC5" wp14:editId="3E2F032A">
@@ -1476,6 +1449,7 @@
       <w:r>
         <w:rPr>
           <w:rFonts w:ascii="Times New Roman" w:hAnsi="Times New Roman" w:cs="Times New Roman"/>
+          <w:noProof/>
         </w:rPr>
         <w:drawing>
           <wp:inline distT="0" distB="0" distL="0" distR="0" wp14:anchorId="40590300" wp14:editId="31D4F87C">
@@ -1516,6 +1490,7 @@
       <w:r>
         <w:rPr>
           <w:rFonts w:ascii="Times New Roman" w:hAnsi="Times New Roman" w:cs="Times New Roman"/>
+          <w:noProof/>
         </w:rPr>
         <w:drawing>
           <wp:inline distT="0" distB="0" distL="0" distR="0" wp14:anchorId="5729EF77" wp14:editId="7ED49878">
@@ -1600,6 +1575,7 @@
       <w:r>
         <w:rPr>
           <w:rFonts w:ascii="Times New Roman" w:hAnsi="Times New Roman" w:cs="Times New Roman"/>
+          <w:noProof/>
         </w:rPr>
         <w:drawing>
           <wp:inline distT="0" distB="0" distL="0" distR="0" wp14:anchorId="0A3D802A" wp14:editId="165A764F">
@@ -1648,32 +1624,19 @@
         <w:rPr>
           <w:rFonts w:ascii="Times New Roman" w:hAnsi="Times New Roman" w:cs="Times New Roman"/>
         </w:rPr>
-        <w:t xml:space="preserve">Changed the </w:t>
-      </w:r>
-      <w:proofErr w:type="spellStart"/>
-      <w:r>
-        <w:rPr>
-          <w:rFonts w:ascii="Times New Roman" w:hAnsi="Times New Roman" w:cs="Times New Roman"/>
-        </w:rPr>
-        <w:t>uv</w:t>
-      </w:r>
-      <w:proofErr w:type="spellEnd"/>
-      <w:r>
-        <w:rPr>
-          <w:rFonts w:ascii="Times New Roman" w:hAnsi="Times New Roman" w:cs="Times New Roman"/>
-        </w:rPr>
-        <w:t xml:space="preserve"> mapping to change colours to give more diversity in colours as they were all the same colour before.</w:t>
-      </w:r>
-    </w:p>
-    <w:p>
-      <w:pPr>
-        <w:rPr>
-          <w:rFonts w:ascii="Times New Roman" w:hAnsi="Times New Roman" w:cs="Times New Roman"/>
-        </w:rPr>
-      </w:pPr>
-      <w:r>
-        <w:rPr>
-          <w:rFonts w:ascii="Times New Roman" w:hAnsi="Times New Roman" w:cs="Times New Roman"/>
+        <w:t>Changed the uv mapping to change colours to give more diversity in colours as they were all the same colour before.</w:t>
+      </w:r>
+    </w:p>
+    <w:p>
+      <w:pPr>
+        <w:rPr>
+          <w:rFonts w:ascii="Times New Roman" w:hAnsi="Times New Roman" w:cs="Times New Roman"/>
+        </w:rPr>
+      </w:pPr>
+      <w:r>
+        <w:rPr>
+          <w:rFonts w:ascii="Times New Roman" w:hAnsi="Times New Roman" w:cs="Times New Roman"/>
+          <w:noProof/>
         </w:rPr>
         <w:drawing>
           <wp:inline distT="0" distB="0" distL="0" distR="0" wp14:anchorId="0B98FFEA" wp14:editId="079E7CD8">
@@ -1728,19 +1691,7 @@
         <w:rPr>
           <w:rFonts w:ascii="Times New Roman" w:hAnsi="Times New Roman" w:cs="Times New Roman"/>
         </w:rPr>
-        <w:t xml:space="preserve">, and </w:t>
-      </w:r>
-      <w:r>
-        <w:rPr>
-          <w:rFonts w:ascii="Times New Roman" w:hAnsi="Times New Roman" w:cs="Times New Roman"/>
-        </w:rPr>
-        <w:t>made sure it would only appear at certain distance to avoid seeing extreme amounts of steam from far away.</w:t>
-      </w:r>
-      <w:r>
-        <w:rPr>
-          <w:rFonts w:ascii="Times New Roman" w:hAnsi="Times New Roman" w:cs="Times New Roman"/>
-        </w:rPr>
-        <w:t xml:space="preserve"> </w:t>
+        <w:t xml:space="preserve">, and made sure it would only appear at certain distance to avoid seeing extreme amounts of steam from far away. </w:t>
       </w:r>
     </w:p>
     <w:p>
@@ -1858,25 +1809,7 @@
           <w:i/>
           <w:iCs/>
         </w:rPr>
-        <w:t xml:space="preserve">Cesium1 </w:t>
-      </w:r>
-      <w:proofErr w:type="spellStart"/>
-      <w:r>
-        <w:rPr>
-          <w:rFonts w:ascii="Times New Roman" w:hAnsi="Times New Roman" w:cs="Times New Roman"/>
-          <w:i/>
-          <w:iCs/>
-        </w:rPr>
-        <w:t>Github</w:t>
-      </w:r>
-      <w:proofErr w:type="spellEnd"/>
-      <w:r>
-        <w:rPr>
-          <w:rFonts w:ascii="Times New Roman" w:hAnsi="Times New Roman" w:cs="Times New Roman"/>
-          <w:i/>
-          <w:iCs/>
-        </w:rPr>
-        <w:t xml:space="preserve"> Repo.</w:t>
+        <w:t>Cesium1 Github Repo.</w:t>
       </w:r>
       <w:r>
         <w:rPr>
@@ -1937,21 +1870,59 @@
         <w:rPr>
           <w:rFonts w:ascii="Times New Roman" w:hAnsi="Times New Roman" w:cs="Times New Roman"/>
         </w:rPr>
-        <w:t xml:space="preserve">Cat model: </w:t>
-      </w:r>
-      <w:proofErr w:type="spellStart"/>
-      <w:r>
-        <w:rPr>
-          <w:rFonts w:ascii="Times New Roman" w:hAnsi="Times New Roman" w:cs="Times New Roman"/>
-        </w:rPr>
-        <w:t>Shohrukhi</w:t>
-      </w:r>
-      <w:proofErr w:type="spellEnd"/>
-      <w:r>
-        <w:rPr>
-          <w:rFonts w:ascii="Times New Roman" w:hAnsi="Times New Roman" w:cs="Times New Roman"/>
-        </w:rPr>
-        <w:t xml:space="preserve"> et el. (2024) </w:t>
+        <w:t xml:space="preserve">Cat model + walking animation: Omabuarts Studio (2016) Toon Cat FREE. Available at: </w:t>
+      </w:r>
+      <w:hyperlink r:id="rId23" w:history="1">
+        <w:r>
+          <w:rPr>
+            <w:rStyle w:val="Hyperlink"/>
+            <w:rFonts w:ascii="Times New Roman" w:hAnsi="Times New Roman" w:cs="Times New Roman"/>
+          </w:rPr>
+          <w:t>https://sketchfab.com/3d-models/toon-cat-free-b2bd1ee7858444bda366110a2d960386</w:t>
+        </w:r>
+      </w:hyperlink>
+      <w:r>
+        <w:rPr>
+          <w:rFonts w:ascii="Times New Roman" w:hAnsi="Times New Roman" w:cs="Times New Roman"/>
+        </w:rPr>
+        <w:t xml:space="preserve"> Last accessed: 29 April 2025.</w:t>
+      </w:r>
+    </w:p>
+    <w:p>
+      <w:pPr>
+        <w:rPr>
+          <w:rFonts w:ascii="Times New Roman" w:hAnsi="Times New Roman" w:cs="Times New Roman"/>
+        </w:rPr>
+      </w:pPr>
+      <w:r>
+        <w:rPr>
+          <w:rFonts w:ascii="Times New Roman" w:hAnsi="Times New Roman" w:cs="Times New Roman"/>
+        </w:rPr>
+        <w:t xml:space="preserve">Cat </w:t>
+      </w:r>
+      <w:r>
+        <w:rPr>
+          <w:rFonts w:ascii="Times New Roman" w:hAnsi="Times New Roman" w:cs="Times New Roman"/>
+        </w:rPr>
+        <w:t>animations</w:t>
+      </w:r>
+      <w:r>
+        <w:rPr>
+          <w:rFonts w:ascii="Times New Roman" w:hAnsi="Times New Roman" w:cs="Times New Roman"/>
+        </w:rPr>
+        <w:t xml:space="preserve">: </w:t>
+      </w:r>
+      <w:r>
+        <w:rPr>
+          <w:rFonts w:ascii="Times New Roman" w:hAnsi="Times New Roman" w:cs="Times New Roman"/>
+        </w:rPr>
+        <w:t>Christel Thoen</w:t>
+      </w:r>
+      <w:r>
+        <w:rPr>
+          <w:rFonts w:ascii="Times New Roman" w:hAnsi="Times New Roman" w:cs="Times New Roman"/>
+        </w:rPr>
+        <w:t xml:space="preserve"> (2024) </w:t>
       </w:r>
       <w:r>
         <w:rPr>
@@ -1967,7 +1938,7 @@
         </w:rPr>
         <w:t xml:space="preserve">. Available at: </w:t>
       </w:r>
-      <w:hyperlink r:id="rId23" w:history="1">
+      <w:hyperlink r:id="rId24" w:history="1">
         <w:r>
           <w:rPr>
             <w:rStyle w:val="Hyperlink"/>
@@ -2051,7 +2022,7 @@
         </w:rPr>
         <w:t xml:space="preserve">. Available at: </w:t>
       </w:r>
-      <w:hyperlink r:id="rId24" w:history="1">
+      <w:hyperlink r:id="rId25" w:history="1">
         <w:r>
           <w:rPr>
             <w:rStyle w:val="Hyperlink"/>
@@ -2064,13 +2035,7 @@
         <w:rPr>
           <w:rFonts w:ascii="Times New Roman" w:hAnsi="Times New Roman" w:cs="Times New Roman"/>
         </w:rPr>
-        <w:t xml:space="preserve"> </w:t>
-      </w:r>
-      <w:r>
-        <w:rPr>
-          <w:rFonts w:ascii="Times New Roman" w:hAnsi="Times New Roman" w:cs="Times New Roman"/>
-        </w:rPr>
-        <w:t>Last accessed: 29 April 2025.</w:t>
+        <w:t xml:space="preserve"> Last accessed: 29 April 2025.</w:t>
       </w:r>
     </w:p>
     <w:p>
@@ -2085,23 +2050,13 @@
         </w:rPr>
         <w:t xml:space="preserve">Living room and misc.: Lousberg K. (2023) </w:t>
       </w:r>
-      <w:proofErr w:type="spellStart"/>
       <w:r>
         <w:rPr>
           <w:rFonts w:ascii="Times New Roman" w:hAnsi="Times New Roman" w:cs="Times New Roman"/>
           <w:i/>
           <w:iCs/>
         </w:rPr>
-        <w:t>KayKit</w:t>
-      </w:r>
-      <w:proofErr w:type="spellEnd"/>
-      <w:r>
-        <w:rPr>
-          <w:rFonts w:ascii="Times New Roman" w:hAnsi="Times New Roman" w:cs="Times New Roman"/>
-          <w:i/>
-          <w:iCs/>
-        </w:rPr>
-        <w:t xml:space="preserve"> Furniture Bits</w:t>
+        <w:t>KayKit Furniture Bits</w:t>
       </w:r>
       <w:r>
         <w:rPr>
@@ -2109,7 +2064,7 @@
         </w:rPr>
         <w:t xml:space="preserve">. Available at: </w:t>
       </w:r>
-      <w:hyperlink r:id="rId25" w:history="1">
+      <w:hyperlink r:id="rId26" w:history="1">
         <w:r>
           <w:rPr>
             <w:rStyle w:val="Hyperlink"/>
@@ -2122,13 +2077,7 @@
         <w:rPr>
           <w:rFonts w:ascii="Times New Roman" w:hAnsi="Times New Roman" w:cs="Times New Roman"/>
         </w:rPr>
-        <w:t xml:space="preserve"> </w:t>
-      </w:r>
-      <w:r>
-        <w:rPr>
-          <w:rFonts w:ascii="Times New Roman" w:hAnsi="Times New Roman" w:cs="Times New Roman"/>
-        </w:rPr>
-        <w:t>Last accessed: 29 April 2025.</w:t>
+        <w:t xml:space="preserve"> Last accessed: 29 April 2025.</w:t>
       </w:r>
     </w:p>
     <w:p>
